--- a/education/docx/chapter06_the_application.docx
+++ b/education/docx/chapter06_the_application.docx
@@ -15,15 +15,243 @@
             <w:pStyle w:val="TOCHeading"/>
           </w:pPr>
           <w:r>
-            <w:t xml:space="preserve">Table of Contents</w:t>
+            <w:t>Contents</w:t>
           </w:r>
         </w:p>
         <w:p>
+          <w:pPr>
+            <w:pStyle w:val="TOC1"/>
+          </w:pPr>
           <w:r>
             <w:fldChar w:fldCharType="begin" w:dirty="true"/>
             <w:instrText xml:space="preserve">TOC \o "1-2" \h \z \u</w:instrText>
             <w:fldChar w:fldCharType="separate"/>
+          </w:r>
+          <w:hyperlink w:anchor="_Toc9001">
+            <w:r>
+              <w:t xml:space="preserve">Chapter 6 — The Application: Producing, Consuming, and Surviving a Crash</w:t>
+            </w:r>
+          </w:hyperlink>
+        </w:p>
+        <w:p>
+          <w:pPr>
+            <w:pStyle w:val="TOC2"/>
+          </w:pPr>
+          <w:hyperlink w:anchor="_Toc9002">
+            <w:r>
+              <w:t xml:space="preserve">Verified facts header</w:t>
+            </w:r>
+          </w:hyperlink>
+        </w:p>
+        <w:p>
+          <w:pPr>
+            <w:pStyle w:val="TOC2"/>
+          </w:pPr>
+          <w:hyperlink w:anchor="_Toc9003">
+            <w:r>
+              <w:t xml:space="preserve">What this chapter covers</w:t>
+            </w:r>
+          </w:hyperlink>
+        </w:p>
+        <w:p>
+          <w:pPr>
+            <w:pStyle w:val="TOC2"/>
+          </w:pPr>
+          <w:hyperlink w:anchor="_Toc9004">
+            <w:r>
+              <w:t xml:space="preserve">1. The shape of the application</w:t>
+            </w:r>
+          </w:hyperlink>
+        </w:p>
+        <w:p>
+          <w:pPr>
+            <w:pStyle w:val="TOC2"/>
+          </w:pPr>
+          <w:hyperlink w:anchor="_Toc9005">
+            <w:r>
+              <w:t xml:space="preserve">2. The producer</w:t>
+            </w:r>
+          </w:hyperlink>
+        </w:p>
+        <w:p>
+          <w:pPr>
+            <w:pStyle w:val="TOC2"/>
+          </w:pPr>
+          <w:hyperlink w:anchor="_Toc9006">
+            <w:r>
+              <w:t xml:space="preserve">3. acks measured: the silent 29</w:t>
+            </w:r>
+          </w:hyperlink>
+        </w:p>
+        <w:p>
+          <w:pPr>
+            <w:pStyle w:val="TOC2"/>
+          </w:pPr>
+          <w:hyperlink w:anchor="_Toc9007">
+            <w:r>
+              <w:t xml:space="preserve">4. Getting the image into k3s with no registry</w:t>
+            </w:r>
+          </w:hyperlink>
+        </w:p>
+        <w:p>
+          <w:pPr>
+            <w:pStyle w:val="TOC2"/>
+          </w:pPr>
+          <w:hyperlink w:anchor="_Toc9008">
+            <w:r>
+              <w:t xml:space="preserve">5. The consumer, and the order of two commits</w:t>
+            </w:r>
+          </w:hyperlink>
+        </w:p>
+        <w:p>
+          <w:pPr>
+            <w:pStyle w:val="TOC2"/>
+          </w:pPr>
+          <w:hyperlink w:anchor="_Toc9009">
+            <w:r>
+              <w:t xml:space="preserve">6. The crash that produced zero duplicates</w:t>
+            </w:r>
+          </w:hyperlink>
+        </w:p>
+        <w:p>
+          <w:pPr>
+            <w:pStyle w:val="TOC2"/>
+          </w:pPr>
+          <w:hyperlink w:anchor="_Toc9010">
+            <w:r>
+              <w:t xml:space="preserve">7. The crash that did: when the side effect escapes</w:t>
+            </w:r>
+          </w:hyperlink>
+        </w:p>
+        <w:p>
+          <w:pPr>
+            <w:pStyle w:val="TOC2"/>
+          </w:pPr>
+          <w:hyperlink w:anchor="_Toc9011">
+            <w:r>
+              <w:t xml:space="preserve">8. The bug that made it repeat forever</w:t>
+            </w:r>
+          </w:hyperlink>
+        </w:p>
+        <w:p>
+          <w:pPr>
+            <w:pStyle w:val="TOC2"/>
+          </w:pPr>
+          <w:hyperlink w:anchor="_Toc9012">
+            <w:r>
+              <w:t xml:space="preserve">9. kubectl delete pod --force is not a SIGKILL</w:t>
+            </w:r>
+          </w:hyperlink>
+        </w:p>
+        <w:p>
+          <w:pPr>
+            <w:pStyle w:val="TOC2"/>
+          </w:pPr>
+          <w:hyperlink w:anchor="_Toc9013">
+            <w:r>
+              <w:t xml:space="preserve">10. The clean run: ordering proven, not assumed</w:t>
+            </w:r>
+          </w:hyperlink>
+        </w:p>
+        <w:p>
+          <w:pPr>
+            <w:pStyle w:val="TOC2"/>
+          </w:pPr>
+          <w:hyperlink w:anchor="_Toc9014">
+            <w:r>
+              <w:t xml:space="preserve">11. Chapter 5’s skew prediction, tested</w:t>
+            </w:r>
+          </w:hyperlink>
+        </w:p>
+        <w:p>
+          <w:pPr>
+            <w:pStyle w:val="TOC2"/>
+          </w:pPr>
+          <w:hyperlink w:anchor="_Toc9015">
+            <w:r>
+              <w:t xml:space="preserve">12. Two things that surprised me</w:t>
+            </w:r>
+          </w:hyperlink>
+        </w:p>
+        <w:p>
+          <w:pPr>
+            <w:pStyle w:val="TOC2"/>
+          </w:pPr>
+          <w:hyperlink w:anchor="_Toc9016">
+            <w:r>
+              <w:t xml:space="preserve">13. Where this sandbox differs from production</w:t>
+            </w:r>
+          </w:hyperlink>
+        </w:p>
+        <w:p>
+          <w:pPr>
+            <w:pStyle w:val="TOC2"/>
+          </w:pPr>
+          <w:hyperlink w:anchor="_Toc9017">
+            <w:r>
+              <w:t xml:space="preserve">14. The poison message, and the finally block that hid it</w:t>
+            </w:r>
+          </w:hyperlink>
+        </w:p>
+        <w:p>
+          <w:pPr>
+            <w:pStyle w:val="TOC2"/>
+          </w:pPr>
+          <w:hyperlink w:anchor="_Toc9018">
+            <w:r>
+              <w:t xml:space="preserve">15. Runbook — reproducing the demos in this chapter</w:t>
+            </w:r>
+          </w:hyperlink>
+        </w:p>
+        <w:p>
+          <w:pPr>
+            <w:pStyle w:val="TOC2"/>
+          </w:pPr>
+          <w:hyperlink w:anchor="_Toc9019">
+            <w:r>
+              <w:t xml:space="preserve">16. Glossary</w:t>
+            </w:r>
+          </w:hyperlink>
+        </w:p>
+        <w:p>
+          <w:pPr>
+            <w:pStyle w:val="TOC2"/>
+          </w:pPr>
+          <w:hyperlink w:anchor="_Toc9020">
+            <w:r>
+              <w:t xml:space="preserve">17. Interview questions this material answers</w:t>
+            </w:r>
+          </w:hyperlink>
+        </w:p>
+        <w:p>
+          <w:pPr>
+            <w:pStyle w:val="TOC2"/>
+          </w:pPr>
+          <w:hyperlink w:anchor="_Toc9021">
+            <w:r>
+              <w:t xml:space="preserve">18. Check yourself</w:t>
+            </w:r>
+          </w:hyperlink>
+        </w:p>
+        <w:p>
+          <w:pPr>
+            <w:pStyle w:val="TOC2"/>
+          </w:pPr>
+          <w:hyperlink w:anchor="_Toc9022">
+            <w:r>
+              <w:t xml:space="preserve">What’s next</w:t>
+            </w:r>
+          </w:hyperlink>
+          <w:r>
             <w:fldChar w:fldCharType="end"/>
+          </w:r>
+        </w:p>
+        <w:p>
+          <w:pPr>
+            <w:spacing w:after="0"/>
+          </w:pPr>
+          <w:r>
+            <w:br w:type="page"/>
           </w:r>
         </w:p>
       </w:sdtContent>
@@ -33,6 +261,8 @@
       <w:pPr>
         <w:pStyle w:val="Heading1"/>
       </w:pPr>
+      <w:bookmarkStart w:id="9001" w:name="_Toc9001"/>
+      <w:bookmarkEnd w:id="9001"/>
       <w:r>
         <w:t xml:space="preserve">Chapter 6 — The Application: Producing, Consuming, and Surviving a Crash</w:t>
       </w:r>
@@ -157,6 +387,8 @@
       <w:pPr>
         <w:pStyle w:val="Heading2"/>
       </w:pPr>
+      <w:bookmarkStart w:id="9002" w:name="_Toc9002"/>
+      <w:bookmarkEnd w:id="9002"/>
       <w:r>
         <w:t xml:space="preserve">Verified facts header</w:t>
       </w:r>
@@ -629,6 +861,8 @@
       <w:pPr>
         <w:pStyle w:val="Heading2"/>
       </w:pPr>
+      <w:bookmarkStart w:id="9003" w:name="_Toc9003"/>
+      <w:bookmarkEnd w:id="9003"/>
       <w:r>
         <w:t xml:space="preserve">What this chapter covers</w:t>
       </w:r>
@@ -942,6 +1176,8 @@
       <w:pPr>
         <w:pStyle w:val="Heading2"/>
       </w:pPr>
+      <w:bookmarkStart w:id="9004" w:name="_Toc9004"/>
+      <w:bookmarkEnd w:id="9004"/>
       <w:r>
         <w:t xml:space="preserve">1. The shape of the application</w:t>
       </w:r>
@@ -1919,6 +2155,8 @@
       <w:pPr>
         <w:pStyle w:val="Heading2"/>
       </w:pPr>
+      <w:bookmarkStart w:id="9005" w:name="_Toc9005"/>
+      <w:bookmarkEnd w:id="9005"/>
       <w:r>
         <w:t xml:space="preserve">2. The producer</w:t>
       </w:r>
@@ -2946,6 +3184,8 @@
       <w:pPr>
         <w:pStyle w:val="Heading2"/>
       </w:pPr>
+      <w:bookmarkStart w:id="9006" w:name="_Toc9006"/>
+      <w:bookmarkEnd w:id="9006"/>
       <w:r>
         <w:t xml:space="preserve">3.</w:t>
       </w:r>
@@ -3844,6 +4084,8 @@
       <w:pPr>
         <w:pStyle w:val="Heading2"/>
       </w:pPr>
+      <w:bookmarkStart w:id="9007" w:name="_Toc9007"/>
+      <w:bookmarkEnd w:id="9007"/>
       <w:r>
         <w:t xml:space="preserve">4. Getting the image into k3s with no registry</w:t>
       </w:r>
@@ -4287,6 +4529,8 @@
       <w:pPr>
         <w:pStyle w:val="Heading2"/>
       </w:pPr>
+      <w:bookmarkStart w:id="9008" w:name="_Toc9008"/>
+      <w:bookmarkEnd w:id="9008"/>
       <w:r>
         <w:t xml:space="preserve">5. The consumer, and the order of two commits</w:t>
       </w:r>
@@ -4724,6 +4968,8 @@
       <w:pPr>
         <w:pStyle w:val="Heading2"/>
       </w:pPr>
+      <w:bookmarkStart w:id="9009" w:name="_Toc9009"/>
+      <w:bookmarkEnd w:id="9009"/>
       <w:r>
         <w:t xml:space="preserve">6. The crash that produced zero duplicates</w:t>
       </w:r>
@@ -5043,6 +5289,8 @@
       <w:pPr>
         <w:pStyle w:val="Heading2"/>
       </w:pPr>
+      <w:bookmarkStart w:id="9010" w:name="_Toc9010"/>
+      <w:bookmarkEnd w:id="9010"/>
       <w:r>
         <w:t xml:space="preserve">7. The crash that did: when the side effect escapes</w:t>
       </w:r>
@@ -5697,6 +5945,8 @@
       <w:pPr>
         <w:pStyle w:val="Heading2"/>
       </w:pPr>
+      <w:bookmarkStart w:id="9011" w:name="_Toc9011"/>
+      <w:bookmarkEnd w:id="9011"/>
       <w:r>
         <w:t xml:space="preserve">8. The bug that made it repeat forever</w:t>
       </w:r>
@@ -6469,6 +6719,8 @@
       <w:pPr>
         <w:pStyle w:val="Heading2"/>
       </w:pPr>
+      <w:bookmarkStart w:id="9012" w:name="_Toc9012"/>
+      <w:bookmarkEnd w:id="9012"/>
       <w:r>
         <w:t xml:space="preserve">9.</w:t>
       </w:r>
@@ -7032,6 +7284,8 @@
       <w:pPr>
         <w:pStyle w:val="Heading2"/>
       </w:pPr>
+      <w:bookmarkStart w:id="9013" w:name="_Toc9013"/>
+      <w:bookmarkEnd w:id="9013"/>
       <w:r>
         <w:t xml:space="preserve">10. The clean run: ordering proven, not assumed</w:t>
       </w:r>
@@ -7387,6 +7641,8 @@
       <w:pPr>
         <w:pStyle w:val="Heading2"/>
       </w:pPr>
+      <w:bookmarkStart w:id="9014" w:name="_Toc9014"/>
+      <w:bookmarkEnd w:id="9014"/>
       <w:r>
         <w:t xml:space="preserve">11. Chapter 5’s skew prediction, tested</w:t>
       </w:r>
@@ -8005,6 +8261,8 @@
       <w:pPr>
         <w:pStyle w:val="Heading2"/>
       </w:pPr>
+      <w:bookmarkStart w:id="9015" w:name="_Toc9015"/>
+      <w:bookmarkEnd w:id="9015"/>
       <w:r>
         <w:t xml:space="preserve">12. Two things that surprised me</w:t>
       </w:r>
@@ -8631,6 +8889,8 @@
       <w:pPr>
         <w:pStyle w:val="Heading2"/>
       </w:pPr>
+      <w:bookmarkStart w:id="9016" w:name="_Toc9016"/>
+      <w:bookmarkEnd w:id="9016"/>
       <w:r>
         <w:t xml:space="preserve">13. Where this sandbox differs from production</w:t>
       </w:r>
@@ -9311,6 +9571,8 @@
       <w:pPr>
         <w:pStyle w:val="Heading2"/>
       </w:pPr>
+      <w:bookmarkStart w:id="9017" w:name="_Toc9017"/>
+      <w:bookmarkEnd w:id="9017"/>
       <w:r>
         <w:t xml:space="preserve">14. The poison message, and the</w:t>
       </w:r>
@@ -10491,6 +10753,8 @@
       <w:pPr>
         <w:pStyle w:val="Heading2"/>
       </w:pPr>
+      <w:bookmarkStart w:id="9018" w:name="_Toc9018"/>
+      <w:bookmarkEnd w:id="9018"/>
       <w:r>
         <w:t xml:space="preserve">15. Runbook — reproducing the demos in this chapter</w:t>
       </w:r>
@@ -14470,6 +14734,8 @@
       <w:pPr>
         <w:pStyle w:val="Heading2"/>
       </w:pPr>
+      <w:bookmarkStart w:id="9019" w:name="_Toc9019"/>
+      <w:bookmarkEnd w:id="9019"/>
       <w:r>
         <w:t xml:space="preserve">16. Glossary</w:t>
       </w:r>
@@ -15234,6 +15500,8 @@
       <w:pPr>
         <w:pStyle w:val="Heading2"/>
       </w:pPr>
+      <w:bookmarkStart w:id="9020" w:name="_Toc9020"/>
+      <w:bookmarkEnd w:id="9020"/>
       <w:r>
         <w:t xml:space="preserve">17. Interview questions this material answers</w:t>
       </w:r>
@@ -15975,6 +16243,8 @@
       <w:pPr>
         <w:pStyle w:val="Heading2"/>
       </w:pPr>
+      <w:bookmarkStart w:id="9021" w:name="_Toc9021"/>
+      <w:bookmarkEnd w:id="9021"/>
       <w:r>
         <w:t xml:space="preserve">18. Check yourself</w:t>
       </w:r>
@@ -16934,6 +17204,8 @@
       <w:pPr>
         <w:pStyle w:val="Heading2"/>
       </w:pPr>
+      <w:bookmarkStart w:id="9022" w:name="_Toc9022"/>
+      <w:bookmarkEnd w:id="9022"/>
       <w:r>
         <w:t xml:space="preserve">What’s next</w:t>
       </w:r>
@@ -18080,21 +18352,17 @@
     </w:rPr>
   </w:style>
   <w:style w:styleId="TOCHeading" w:type="paragraph">
-    <w:name w:val="TOC Heading"/>
-    <w:basedOn w:val="Heading1"/>
-    <w:next w:val="BodyText"/>
-    <w:uiPriority w:val="39"/>
-    <w:unhideWhenUsed/>
-    <w:qFormat/>
+    <w:name w:val="TOCHeading"/>
+    <w:basedOn w:val="Normal"/>
     <w:pPr>
-      <w:spacing w:before="240" w:line="259" w:lineRule="auto"/>
-      <w:outlineLvl w:val="9"/>
+      <w:spacing w:after="200" w:before="0" w:line="240" w:lineRule="auto"/>
     </w:pPr>
     <w:rPr>
-      <w:rFonts w:asciiTheme="majorHAnsi" w:cstheme="majorBidi" w:eastAsiaTheme="majorEastAsia" w:hAnsiTheme="majorHAnsi"/>
-      <w:b w:val="0"/>
-      <w:bCs w:val="0"/>
-      <w:color w:themeColor="accent1" w:themeShade="BF" w:val="365F91"/>
+      <w:rFonts w:ascii="Calibri" w:cs="Calibri" w:hAnsi="Calibri"/>
+      <w:b/>
+      <w:color w:val="1F3864"/>
+      <w:sz w:val="28"/>
+      <w:szCs w:val="28"/>
     </w:rPr>
   </w:style>
   <w:style w:customStyle="1" w:styleId="SourceCode" w:type="paragraph">
@@ -18108,6 +18376,32 @@
       <w:rFonts w:ascii="Consolas" w:cs="Consolas" w:hAnsi="Consolas"/>
       <w:sz w:val="18"/>
       <w:szCs w:val="18"/>
+    </w:rPr>
+  </w:style>
+  <w:style w:styleId="TOC1" w:type="paragraph">
+    <w:name w:val="TOC1"/>
+    <w:basedOn w:val="Normal"/>
+    <w:pPr>
+      <w:spacing w:after="40" w:before="100" w:line="240" w:lineRule="auto"/>
+    </w:pPr>
+    <w:rPr>
+      <w:rFonts w:ascii="Cambria" w:cs="Cambria" w:hAnsi="Cambria"/>
+      <w:b/>
+      <w:sz w:val="22"/>
+      <w:szCs w:val="22"/>
+    </w:rPr>
+  </w:style>
+  <w:style w:styleId="TOC2" w:type="paragraph">
+    <w:name w:val="TOC2"/>
+    <w:basedOn w:val="Normal"/>
+    <w:pPr>
+      <w:spacing w:after="40" w:before="0" w:line="240" w:lineRule="auto"/>
+      <w:ind w:left="220" w:right="120"/>
+    </w:pPr>
+    <w:rPr>
+      <w:rFonts w:ascii="Cambria" w:cs="Cambria" w:hAnsi="Cambria"/>
+      <w:sz w:val="21"/>
+      <w:szCs w:val="21"/>
     </w:rPr>
   </w:style>
   <w:style w:type="character" w:customStyle="1" w:styleId="KeywordTok">

--- a/education/docx/chapter06_the_application.docx
+++ b/education/docx/chapter06_the_application.docx
@@ -2,267 +2,11 @@
 <file path=word/document.xml><?xml version="1.0" encoding="utf-8"?>
 <w:document xmlns:w="http://schemas.openxmlformats.org/wordprocessingml/2006/main" xmlns:m="http://schemas.openxmlformats.org/officeDocument/2006/math" xmlns:r="http://schemas.openxmlformats.org/officeDocument/2006/relationships" xmlns:o="urn:schemas-microsoft-com:office:office" xmlns:v="urn:schemas-microsoft-com:vml" xmlns:w10="urn:schemas-microsoft-com:office:word" xmlns:a="http://schemas.openxmlformats.org/drawingml/2006/main" xmlns:pic="http://schemas.openxmlformats.org/drawingml/2006/picture" xmlns:wp="http://schemas.openxmlformats.org/drawingml/2006/wordprocessingDrawing">
   <w:body>
-    <w:sdt>
-      <w:sdtPr>
-        <w:docPartObj>
-          <w:docPartGallery w:val="Table of Contents"/>
-          <w:docPartUnique/>
-        </w:docPartObj>
-      </w:sdtPr>
-      <w:sdtContent>
-        <w:p>
-          <w:pPr>
-            <w:pStyle w:val="TOCHeading"/>
-          </w:pPr>
-          <w:r>
-            <w:t>Contents</w:t>
-          </w:r>
-        </w:p>
-        <w:p>
-          <w:pPr>
-            <w:pStyle w:val="TOC1"/>
-          </w:pPr>
-          <w:r>
-            <w:fldChar w:fldCharType="begin" w:dirty="true"/>
-            <w:instrText xml:space="preserve">TOC \o "1-2" \h \z \u</w:instrText>
-            <w:fldChar w:fldCharType="separate"/>
-          </w:r>
-          <w:hyperlink w:anchor="_Toc9001">
-            <w:r>
-              <w:t xml:space="preserve">Chapter 6 — The Application: Producing, Consuming, and Surviving a Crash</w:t>
-            </w:r>
-          </w:hyperlink>
-        </w:p>
-        <w:p>
-          <w:pPr>
-            <w:pStyle w:val="TOC2"/>
-          </w:pPr>
-          <w:hyperlink w:anchor="_Toc9002">
-            <w:r>
-              <w:t xml:space="preserve">Verified facts header</w:t>
-            </w:r>
-          </w:hyperlink>
-        </w:p>
-        <w:p>
-          <w:pPr>
-            <w:pStyle w:val="TOC2"/>
-          </w:pPr>
-          <w:hyperlink w:anchor="_Toc9003">
-            <w:r>
-              <w:t xml:space="preserve">What this chapter covers</w:t>
-            </w:r>
-          </w:hyperlink>
-        </w:p>
-        <w:p>
-          <w:pPr>
-            <w:pStyle w:val="TOC2"/>
-          </w:pPr>
-          <w:hyperlink w:anchor="_Toc9004">
-            <w:r>
-              <w:t xml:space="preserve">1. The shape of the application</w:t>
-            </w:r>
-          </w:hyperlink>
-        </w:p>
-        <w:p>
-          <w:pPr>
-            <w:pStyle w:val="TOC2"/>
-          </w:pPr>
-          <w:hyperlink w:anchor="_Toc9005">
-            <w:r>
-              <w:t xml:space="preserve">2. The producer</w:t>
-            </w:r>
-          </w:hyperlink>
-        </w:p>
-        <w:p>
-          <w:pPr>
-            <w:pStyle w:val="TOC2"/>
-          </w:pPr>
-          <w:hyperlink w:anchor="_Toc9006">
-            <w:r>
-              <w:t xml:space="preserve">3. acks measured: the silent 29</w:t>
-            </w:r>
-          </w:hyperlink>
-        </w:p>
-        <w:p>
-          <w:pPr>
-            <w:pStyle w:val="TOC2"/>
-          </w:pPr>
-          <w:hyperlink w:anchor="_Toc9007">
-            <w:r>
-              <w:t xml:space="preserve">4. Getting the image into k3s with no registry</w:t>
-            </w:r>
-          </w:hyperlink>
-        </w:p>
-        <w:p>
-          <w:pPr>
-            <w:pStyle w:val="TOC2"/>
-          </w:pPr>
-          <w:hyperlink w:anchor="_Toc9008">
-            <w:r>
-              <w:t xml:space="preserve">5. The consumer, and the order of two commits</w:t>
-            </w:r>
-          </w:hyperlink>
-        </w:p>
-        <w:p>
-          <w:pPr>
-            <w:pStyle w:val="TOC2"/>
-          </w:pPr>
-          <w:hyperlink w:anchor="_Toc9009">
-            <w:r>
-              <w:t xml:space="preserve">6. The crash that produced zero duplicates</w:t>
-            </w:r>
-          </w:hyperlink>
-        </w:p>
-        <w:p>
-          <w:pPr>
-            <w:pStyle w:val="TOC2"/>
-          </w:pPr>
-          <w:hyperlink w:anchor="_Toc9010">
-            <w:r>
-              <w:t xml:space="preserve">7. The crash that did: when the side effect escapes</w:t>
-            </w:r>
-          </w:hyperlink>
-        </w:p>
-        <w:p>
-          <w:pPr>
-            <w:pStyle w:val="TOC2"/>
-          </w:pPr>
-          <w:hyperlink w:anchor="_Toc9011">
-            <w:r>
-              <w:t xml:space="preserve">8. The bug that made it repeat forever</w:t>
-            </w:r>
-          </w:hyperlink>
-        </w:p>
-        <w:p>
-          <w:pPr>
-            <w:pStyle w:val="TOC2"/>
-          </w:pPr>
-          <w:hyperlink w:anchor="_Toc9012">
-            <w:r>
-              <w:t xml:space="preserve">9. kubectl delete pod --force is not a SIGKILL</w:t>
-            </w:r>
-          </w:hyperlink>
-        </w:p>
-        <w:p>
-          <w:pPr>
-            <w:pStyle w:val="TOC2"/>
-          </w:pPr>
-          <w:hyperlink w:anchor="_Toc9013">
-            <w:r>
-              <w:t xml:space="preserve">10. The clean run: ordering proven, not assumed</w:t>
-            </w:r>
-          </w:hyperlink>
-        </w:p>
-        <w:p>
-          <w:pPr>
-            <w:pStyle w:val="TOC2"/>
-          </w:pPr>
-          <w:hyperlink w:anchor="_Toc9014">
-            <w:r>
-              <w:t xml:space="preserve">11. Chapter 5’s skew prediction, tested</w:t>
-            </w:r>
-          </w:hyperlink>
-        </w:p>
-        <w:p>
-          <w:pPr>
-            <w:pStyle w:val="TOC2"/>
-          </w:pPr>
-          <w:hyperlink w:anchor="_Toc9015">
-            <w:r>
-              <w:t xml:space="preserve">12. Two things that surprised me</w:t>
-            </w:r>
-          </w:hyperlink>
-        </w:p>
-        <w:p>
-          <w:pPr>
-            <w:pStyle w:val="TOC2"/>
-          </w:pPr>
-          <w:hyperlink w:anchor="_Toc9016">
-            <w:r>
-              <w:t xml:space="preserve">13. Where this sandbox differs from production</w:t>
-            </w:r>
-          </w:hyperlink>
-        </w:p>
-        <w:p>
-          <w:pPr>
-            <w:pStyle w:val="TOC2"/>
-          </w:pPr>
-          <w:hyperlink w:anchor="_Toc9017">
-            <w:r>
-              <w:t xml:space="preserve">14. The poison message, and the finally block that hid it</w:t>
-            </w:r>
-          </w:hyperlink>
-        </w:p>
-        <w:p>
-          <w:pPr>
-            <w:pStyle w:val="TOC2"/>
-          </w:pPr>
-          <w:hyperlink w:anchor="_Toc9018">
-            <w:r>
-              <w:t xml:space="preserve">15. Runbook — reproducing the demos in this chapter</w:t>
-            </w:r>
-          </w:hyperlink>
-        </w:p>
-        <w:p>
-          <w:pPr>
-            <w:pStyle w:val="TOC2"/>
-          </w:pPr>
-          <w:hyperlink w:anchor="_Toc9019">
-            <w:r>
-              <w:t xml:space="preserve">16. Glossary</w:t>
-            </w:r>
-          </w:hyperlink>
-        </w:p>
-        <w:p>
-          <w:pPr>
-            <w:pStyle w:val="TOC2"/>
-          </w:pPr>
-          <w:hyperlink w:anchor="_Toc9020">
-            <w:r>
-              <w:t xml:space="preserve">17. Interview questions this material answers</w:t>
-            </w:r>
-          </w:hyperlink>
-        </w:p>
-        <w:p>
-          <w:pPr>
-            <w:pStyle w:val="TOC2"/>
-          </w:pPr>
-          <w:hyperlink w:anchor="_Toc9021">
-            <w:r>
-              <w:t xml:space="preserve">18. Check yourself</w:t>
-            </w:r>
-          </w:hyperlink>
-        </w:p>
-        <w:p>
-          <w:pPr>
-            <w:pStyle w:val="TOC2"/>
-          </w:pPr>
-          <w:hyperlink w:anchor="_Toc9022">
-            <w:r>
-              <w:t xml:space="preserve">What’s next</w:t>
-            </w:r>
-          </w:hyperlink>
-          <w:r>
-            <w:fldChar w:fldCharType="end"/>
-          </w:r>
-        </w:p>
-        <w:p>
-          <w:pPr>
-            <w:spacing w:after="0"/>
-          </w:pPr>
-          <w:r>
-            <w:br w:type="page"/>
-          </w:r>
-        </w:p>
-      </w:sdtContent>
-    </w:sdt>
     <w:bookmarkStart w:id="51" w:name="Xb0b29e540142f1f5c6c9ae0411c736aa47a6d09"/>
     <w:p>
       <w:pPr>
         <w:pStyle w:val="Heading1"/>
       </w:pPr>
-      <w:bookmarkStart w:id="9001" w:name="_Toc9001"/>
-      <w:bookmarkEnd w:id="9001"/>
       <w:r>
         <w:t xml:space="preserve">Chapter 6 — The Application: Producing, Consuming, and Surviving a Crash</w:t>
       </w:r>
@@ -387,8 +131,6 @@
       <w:pPr>
         <w:pStyle w:val="Heading2"/>
       </w:pPr>
-      <w:bookmarkStart w:id="9002" w:name="_Toc9002"/>
-      <w:bookmarkEnd w:id="9002"/>
       <w:r>
         <w:t xml:space="preserve">Verified facts header</w:t>
       </w:r>
@@ -861,8 +603,6 @@
       <w:pPr>
         <w:pStyle w:val="Heading2"/>
       </w:pPr>
-      <w:bookmarkStart w:id="9003" w:name="_Toc9003"/>
-      <w:bookmarkEnd w:id="9003"/>
       <w:r>
         <w:t xml:space="preserve">What this chapter covers</w:t>
       </w:r>
@@ -1176,8 +916,6 @@
       <w:pPr>
         <w:pStyle w:val="Heading2"/>
       </w:pPr>
-      <w:bookmarkStart w:id="9004" w:name="_Toc9004"/>
-      <w:bookmarkEnd w:id="9004"/>
       <w:r>
         <w:t xml:space="preserve">1. The shape of the application</w:t>
       </w:r>
@@ -2155,8 +1893,6 @@
       <w:pPr>
         <w:pStyle w:val="Heading2"/>
       </w:pPr>
-      <w:bookmarkStart w:id="9005" w:name="_Toc9005"/>
-      <w:bookmarkEnd w:id="9005"/>
       <w:r>
         <w:t xml:space="preserve">2. The producer</w:t>
       </w:r>
@@ -3184,8 +2920,6 @@
       <w:pPr>
         <w:pStyle w:val="Heading2"/>
       </w:pPr>
-      <w:bookmarkStart w:id="9006" w:name="_Toc9006"/>
-      <w:bookmarkEnd w:id="9006"/>
       <w:r>
         <w:t xml:space="preserve">3.</w:t>
       </w:r>
@@ -4084,8 +3818,6 @@
       <w:pPr>
         <w:pStyle w:val="Heading2"/>
       </w:pPr>
-      <w:bookmarkStart w:id="9007" w:name="_Toc9007"/>
-      <w:bookmarkEnd w:id="9007"/>
       <w:r>
         <w:t xml:space="preserve">4. Getting the image into k3s with no registry</w:t>
       </w:r>
@@ -4529,8 +4261,6 @@
       <w:pPr>
         <w:pStyle w:val="Heading2"/>
       </w:pPr>
-      <w:bookmarkStart w:id="9008" w:name="_Toc9008"/>
-      <w:bookmarkEnd w:id="9008"/>
       <w:r>
         <w:t xml:space="preserve">5. The consumer, and the order of two commits</w:t>
       </w:r>
@@ -4968,8 +4698,6 @@
       <w:pPr>
         <w:pStyle w:val="Heading2"/>
       </w:pPr>
-      <w:bookmarkStart w:id="9009" w:name="_Toc9009"/>
-      <w:bookmarkEnd w:id="9009"/>
       <w:r>
         <w:t xml:space="preserve">6. The crash that produced zero duplicates</w:t>
       </w:r>
@@ -5289,8 +5017,6 @@
       <w:pPr>
         <w:pStyle w:val="Heading2"/>
       </w:pPr>
-      <w:bookmarkStart w:id="9010" w:name="_Toc9010"/>
-      <w:bookmarkEnd w:id="9010"/>
       <w:r>
         <w:t xml:space="preserve">7. The crash that did: when the side effect escapes</w:t>
       </w:r>
@@ -5945,8 +5671,6 @@
       <w:pPr>
         <w:pStyle w:val="Heading2"/>
       </w:pPr>
-      <w:bookmarkStart w:id="9011" w:name="_Toc9011"/>
-      <w:bookmarkEnd w:id="9011"/>
       <w:r>
         <w:t xml:space="preserve">8. The bug that made it repeat forever</w:t>
       </w:r>
@@ -6719,8 +6443,6 @@
       <w:pPr>
         <w:pStyle w:val="Heading2"/>
       </w:pPr>
-      <w:bookmarkStart w:id="9012" w:name="_Toc9012"/>
-      <w:bookmarkEnd w:id="9012"/>
       <w:r>
         <w:t xml:space="preserve">9.</w:t>
       </w:r>
@@ -7284,8 +7006,6 @@
       <w:pPr>
         <w:pStyle w:val="Heading2"/>
       </w:pPr>
-      <w:bookmarkStart w:id="9013" w:name="_Toc9013"/>
-      <w:bookmarkEnd w:id="9013"/>
       <w:r>
         <w:t xml:space="preserve">10. The clean run: ordering proven, not assumed</w:t>
       </w:r>
@@ -7641,8 +7361,6 @@
       <w:pPr>
         <w:pStyle w:val="Heading2"/>
       </w:pPr>
-      <w:bookmarkStart w:id="9014" w:name="_Toc9014"/>
-      <w:bookmarkEnd w:id="9014"/>
       <w:r>
         <w:t xml:space="preserve">11. Chapter 5’s skew prediction, tested</w:t>
       </w:r>
@@ -8261,8 +7979,6 @@
       <w:pPr>
         <w:pStyle w:val="Heading2"/>
       </w:pPr>
-      <w:bookmarkStart w:id="9015" w:name="_Toc9015"/>
-      <w:bookmarkEnd w:id="9015"/>
       <w:r>
         <w:t xml:space="preserve">12. Two things that surprised me</w:t>
       </w:r>
@@ -8889,8 +8605,6 @@
       <w:pPr>
         <w:pStyle w:val="Heading2"/>
       </w:pPr>
-      <w:bookmarkStart w:id="9016" w:name="_Toc9016"/>
-      <w:bookmarkEnd w:id="9016"/>
       <w:r>
         <w:t xml:space="preserve">13. Where this sandbox differs from production</w:t>
       </w:r>
@@ -9571,8 +9285,6 @@
       <w:pPr>
         <w:pStyle w:val="Heading2"/>
       </w:pPr>
-      <w:bookmarkStart w:id="9017" w:name="_Toc9017"/>
-      <w:bookmarkEnd w:id="9017"/>
       <w:r>
         <w:t xml:space="preserve">14. The poison message, and the</w:t>
       </w:r>
@@ -10753,8 +10465,6 @@
       <w:pPr>
         <w:pStyle w:val="Heading2"/>
       </w:pPr>
-      <w:bookmarkStart w:id="9018" w:name="_Toc9018"/>
-      <w:bookmarkEnd w:id="9018"/>
       <w:r>
         <w:t xml:space="preserve">15. Runbook — reproducing the demos in this chapter</w:t>
       </w:r>
@@ -14734,8 +14444,6 @@
       <w:pPr>
         <w:pStyle w:val="Heading2"/>
       </w:pPr>
-      <w:bookmarkStart w:id="9019" w:name="_Toc9019"/>
-      <w:bookmarkEnd w:id="9019"/>
       <w:r>
         <w:t xml:space="preserve">16. Glossary</w:t>
       </w:r>
@@ -15500,8 +15208,6 @@
       <w:pPr>
         <w:pStyle w:val="Heading2"/>
       </w:pPr>
-      <w:bookmarkStart w:id="9020" w:name="_Toc9020"/>
-      <w:bookmarkEnd w:id="9020"/>
       <w:r>
         <w:t xml:space="preserve">17. Interview questions this material answers</w:t>
       </w:r>
@@ -16243,8 +15949,6 @@
       <w:pPr>
         <w:pStyle w:val="Heading2"/>
       </w:pPr>
-      <w:bookmarkStart w:id="9021" w:name="_Toc9021"/>
-      <w:bookmarkEnd w:id="9021"/>
       <w:r>
         <w:t xml:space="preserve">18. Check yourself</w:t>
       </w:r>
@@ -17204,8 +16908,6 @@
       <w:pPr>
         <w:pStyle w:val="Heading2"/>
       </w:pPr>
-      <w:bookmarkStart w:id="9022" w:name="_Toc9022"/>
-      <w:bookmarkEnd w:id="9022"/>
       <w:r>
         <w:t xml:space="preserve">What’s next</w:t>
       </w:r>
@@ -18352,17 +18054,21 @@
     </w:rPr>
   </w:style>
   <w:style w:styleId="TOCHeading" w:type="paragraph">
-    <w:name w:val="TOCHeading"/>
-    <w:basedOn w:val="Normal"/>
+    <w:name w:val="TOC Heading"/>
+    <w:basedOn w:val="Heading1"/>
+    <w:next w:val="BodyText"/>
+    <w:uiPriority w:val="39"/>
+    <w:unhideWhenUsed/>
+    <w:qFormat/>
     <w:pPr>
-      <w:spacing w:after="200" w:before="0" w:line="240" w:lineRule="auto"/>
+      <w:spacing w:before="240" w:line="259" w:lineRule="auto"/>
+      <w:outlineLvl w:val="9"/>
     </w:pPr>
     <w:rPr>
-      <w:rFonts w:ascii="Calibri" w:cs="Calibri" w:hAnsi="Calibri"/>
-      <w:b/>
-      <w:color w:val="1F3864"/>
-      <w:sz w:val="28"/>
-      <w:szCs w:val="28"/>
+      <w:rFonts w:asciiTheme="majorHAnsi" w:cstheme="majorBidi" w:eastAsiaTheme="majorEastAsia" w:hAnsiTheme="majorHAnsi"/>
+      <w:b w:val="0"/>
+      <w:bCs w:val="0"/>
+      <w:color w:themeColor="accent1" w:themeShade="BF" w:val="365F91"/>
     </w:rPr>
   </w:style>
   <w:style w:customStyle="1" w:styleId="SourceCode" w:type="paragraph">
@@ -18376,32 +18082,6 @@
       <w:rFonts w:ascii="Consolas" w:cs="Consolas" w:hAnsi="Consolas"/>
       <w:sz w:val="18"/>
       <w:szCs w:val="18"/>
-    </w:rPr>
-  </w:style>
-  <w:style w:styleId="TOC1" w:type="paragraph">
-    <w:name w:val="TOC1"/>
-    <w:basedOn w:val="Normal"/>
-    <w:pPr>
-      <w:spacing w:after="40" w:before="100" w:line="240" w:lineRule="auto"/>
-    </w:pPr>
-    <w:rPr>
-      <w:rFonts w:ascii="Cambria" w:cs="Cambria" w:hAnsi="Cambria"/>
-      <w:b/>
-      <w:sz w:val="22"/>
-      <w:szCs w:val="22"/>
-    </w:rPr>
-  </w:style>
-  <w:style w:styleId="TOC2" w:type="paragraph">
-    <w:name w:val="TOC2"/>
-    <w:basedOn w:val="Normal"/>
-    <w:pPr>
-      <w:spacing w:after="40" w:before="0" w:line="240" w:lineRule="auto"/>
-      <w:ind w:left="220" w:right="120"/>
-    </w:pPr>
-    <w:rPr>
-      <w:rFonts w:ascii="Cambria" w:cs="Cambria" w:hAnsi="Cambria"/>
-      <w:sz w:val="21"/>
-      <w:szCs w:val="21"/>
     </w:rPr>
   </w:style>
   <w:style w:type="character" w:customStyle="1" w:styleId="KeywordTok">

--- a/education/docx/chapter06_the_application.docx
+++ b/education/docx/chapter06_the_application.docx
@@ -992,22 +992,41 @@
         <w:pStyle w:val="BlockText"/>
       </w:pPr>
       <w:r>
-        <w:t xml:space="preserve">That difference is the whole chapter. It is not about how carefully you consume — both paths consumed identically. It is about whether the</w:t>
-      </w:r>
-      <w:r>
-        <w:t xml:space="preserve"> </w:t>
-      </w:r>
-      <w:r>
-        <w:rPr>
+        <w:t xml:space="preserve">That difference is the whole chapter. It is not about how carefully you consume — both paths consumed identically.</w:t>
+      </w:r>
+      <w:r>
+        <w:t xml:space="preserve"> </w:t>
+      </w:r>
+      <w:r>
+        <w:rPr>
+          <w:rStyle w:val="Key"/>
+        </w:rPr>
+        <w:t xml:space="preserve">It is about whether the</w:t>
+      </w:r>
+      <w:r>
+        <w:rPr>
+          <w:rStyle w:val="Key"/>
+        </w:rPr>
+        <w:t xml:space="preserve"> </w:t>
+      </w:r>
+      <w:r>
+        <w:rPr>
+          <w:rStyle w:val="Key"/>
           <w:b/>
           <w:bCs/>
         </w:rPr>
         <w:t xml:space="preserve">effect</w:t>
       </w:r>
       <w:r>
-        <w:t xml:space="preserve"> </w:t>
-      </w:r>
-      <w:r>
+        <w:rPr>
+          <w:rStyle w:val="Key"/>
+        </w:rPr>
+        <w:t xml:space="preserve"> </w:t>
+      </w:r>
+      <w:r>
+        <w:rPr>
+          <w:rStyle w:val="Key"/>
+        </w:rPr>
         <w:t xml:space="preserve">of consuming can be undone or repeated safely.</w:t>
       </w:r>
     </w:p>
@@ -1334,9 +1353,21 @@
         <w:t xml:space="preserve"> </w:t>
       </w:r>
       <w:r>
-        <w:t xml:space="preserve">the first. Two pods cannot mount the same</w:t>
-      </w:r>
-      <w:r>
+        <w:t xml:space="preserve">the first.</w:t>
+      </w:r>
+      <w:r>
+        <w:t xml:space="preserve"> </w:t>
+      </w:r>
+      <w:r>
+        <w:rPr>
+          <w:rStyle w:val="Key"/>
+        </w:rPr>
+        <w:t xml:space="preserve">Two pods cannot mount the same</w:t>
+      </w:r>
+      <w:r>
+        <w:rPr>
+          <w:rStyle w:val="Key"/>
+        </w:rPr>
         <w:t xml:space="preserve"> </w:t>
       </w:r>
       <w:r>
@@ -1346,16 +1377,34 @@
         <w:t xml:space="preserve">ReadWriteOnce</w:t>
       </w:r>
       <w:r>
-        <w:t xml:space="preserve"> </w:t>
-      </w:r>
-      <w:r>
+        <w:rPr>
+          <w:rStyle w:val="Key"/>
+        </w:rPr>
+        <w:t xml:space="preserve"> </w:t>
+      </w:r>
+      <w:r>
+        <w:rPr>
+          <w:rStyle w:val="Key"/>
+        </w:rPr>
         <w:t xml:space="preserve">volume, so the new pod blocks on the PVC</w:t>
       </w:r>
       <w:r>
-        <w:t xml:space="preserve"> </w:t>
-      </w:r>
-      <w:r>
-        <w:t xml:space="preserve">forever while the old one refuses to die. The rollout hangs until</w:t>
+        <w:rPr>
+          <w:rStyle w:val="Key"/>
+        </w:rPr>
+        <w:t xml:space="preserve"> </w:t>
+      </w:r>
+      <w:r>
+        <w:rPr>
+          <w:rStyle w:val="Key"/>
+        </w:rPr>
+        <w:t xml:space="preserve">forever while the old one refuses to die.</w:t>
+      </w:r>
+      <w:r>
+        <w:t xml:space="preserve"> </w:t>
+      </w:r>
+      <w:r>
+        <w:t xml:space="preserve">The rollout hangs until</w:t>
       </w:r>
       <w:r>
         <w:t xml:space="preserve"> </w:t>
@@ -1413,6 +1462,7 @@
       </w:r>
       <w:r>
         <w:rPr>
+          <w:rStyle w:val="Key"/>
           <w:b/>
           <w:bCs/>
         </w:rPr>
@@ -1420,13 +1470,15 @@
       </w:r>
       <w:r>
         <w:rPr>
-          <w:b/>
-          <w:bCs/>
-        </w:rPr>
-        <w:t xml:space="preserve"> </w:t>
-      </w:r>
-      <w:r>
-        <w:rPr>
+          <w:rStyle w:val="Key"/>
+          <w:b/>
+          <w:bCs/>
+        </w:rPr>
+        <w:t xml:space="preserve"> </w:t>
+      </w:r>
+      <w:r>
+        <w:rPr>
+          <w:rStyle w:val="Key"/>
           <w:b/>
           <w:bCs/>
         </w:rPr>
@@ -2064,15 +2116,33 @@
         <w:t xml:space="preserve"> </w:t>
       </w:r>
       <w:r>
-        <w:t xml:space="preserve">lands on the same partition and is therefore read in the order it was written. Drop the</w:t>
-      </w:r>
-      <w:r>
-        <w:t xml:space="preserve"> </w:t>
-      </w:r>
-      <w:r>
+        <w:t xml:space="preserve">lands on the same partition and is therefore read in the order it was written.</w:t>
+      </w:r>
+      <w:r>
+        <w:t xml:space="preserve"> </w:t>
+      </w:r>
+      <w:r>
+        <w:rPr>
+          <w:rStyle w:val="Key"/>
+        </w:rPr>
+        <w:t xml:space="preserve">Drop the</w:t>
+      </w:r>
+      <w:r>
+        <w:rPr>
+          <w:rStyle w:val="Key"/>
+        </w:rPr>
+        <w:t xml:space="preserve"> </w:t>
+      </w:r>
+      <w:r>
+        <w:rPr>
+          <w:rStyle w:val="Key"/>
+        </w:rPr>
         <w:t xml:space="preserve">key and you get round-robin, and a</w:t>
       </w:r>
       <w:r>
+        <w:rPr>
+          <w:rStyle w:val="Key"/>
+        </w:rPr>
         <w:t xml:space="preserve"> </w:t>
       </w:r>
       <w:r>
@@ -2082,12 +2152,21 @@
         <w:t xml:space="preserve">CANCEL</w:t>
       </w:r>
       <w:r>
-        <w:t xml:space="preserve"> </w:t>
-      </w:r>
-      <w:r>
+        <w:rPr>
+          <w:rStyle w:val="Key"/>
+        </w:rPr>
+        <w:t xml:space="preserve"> </w:t>
+      </w:r>
+      <w:r>
+        <w:rPr>
+          <w:rStyle w:val="Key"/>
+        </w:rPr>
         <w:t xml:space="preserve">can be processed before the</w:t>
       </w:r>
       <w:r>
+        <w:rPr>
+          <w:rStyle w:val="Key"/>
+        </w:rPr>
         <w:t xml:space="preserve"> </w:t>
       </w:r>
       <w:r>
@@ -2097,9 +2176,15 @@
         <w:t xml:space="preserve">NEW</w:t>
       </w:r>
       <w:r>
-        <w:t xml:space="preserve"> </w:t>
-      </w:r>
-      <w:r>
+        <w:rPr>
+          <w:rStyle w:val="Key"/>
+        </w:rPr>
+        <w:t xml:space="preserve"> </w:t>
+      </w:r>
+      <w:r>
+        <w:rPr>
+          <w:rStyle w:val="Key"/>
+        </w:rPr>
         <w:t xml:space="preserve">it cancels.</w:t>
       </w:r>
     </w:p>
@@ -2294,12 +2379,27 @@
         <w:t xml:space="preserve"> </w:t>
       </w:r>
       <w:r>
-        <w:t xml:space="preserve">after the timeout. Ignoring that return</w:t>
-      </w:r>
-      <w:r>
-        <w:t xml:space="preserve"> </w:t>
-      </w:r>
-      <w:r>
+        <w:t xml:space="preserve">after the timeout.</w:t>
+      </w:r>
+      <w:r>
+        <w:t xml:space="preserve"> </w:t>
+      </w:r>
+      <w:r>
+        <w:rPr>
+          <w:rStyle w:val="Key"/>
+        </w:rPr>
+        <w:t xml:space="preserve">Ignoring that return</w:t>
+      </w:r>
+      <w:r>
+        <w:rPr>
+          <w:rStyle w:val="Key"/>
+        </w:rPr>
+        <w:t xml:space="preserve"> </w:t>
+      </w:r>
+      <w:r>
+        <w:rPr>
+          <w:rStyle w:val="Key"/>
+        </w:rPr>
         <w:t xml:space="preserve">value is how a batch job reports success while silently dropping its tail.</w:t>
       </w:r>
     </w:p>
@@ -2348,15 +2448,33 @@
         <w:t xml:space="preserve"> </w:t>
       </w:r>
       <w:r>
-        <w:t xml:space="preserve">(100,000 by default). When the brokers are</w:t>
-      </w:r>
-      <w:r>
-        <w:t xml:space="preserve"> </w:t>
-      </w:r>
-      <w:r>
+        <w:t xml:space="preserve">(100,000 by default).</w:t>
+      </w:r>
+      <w:r>
+        <w:t xml:space="preserve"> </w:t>
+      </w:r>
+      <w:r>
+        <w:rPr>
+          <w:rStyle w:val="Key"/>
+        </w:rPr>
+        <w:t xml:space="preserve">When the brokers are</w:t>
+      </w:r>
+      <w:r>
+        <w:rPr>
+          <w:rStyle w:val="Key"/>
+        </w:rPr>
+        <w:t xml:space="preserve"> </w:t>
+      </w:r>
+      <w:r>
+        <w:rPr>
+          <w:rStyle w:val="Key"/>
+        </w:rPr>
         <w:t xml:space="preserve">slower than the loop — during a broker restart, say — the buffer fills and</w:t>
       </w:r>
       <w:r>
+        <w:rPr>
+          <w:rStyle w:val="Key"/>
+        </w:rPr>
         <w:t xml:space="preserve"> </w:t>
       </w:r>
       <w:r>
@@ -2366,12 +2484,21 @@
         <w:t xml:space="preserve">produce()</w:t>
       </w:r>
       <w:r>
-        <w:t xml:space="preserve"> </w:t>
-      </w:r>
-      <w:r>
+        <w:rPr>
+          <w:rStyle w:val="Key"/>
+        </w:rPr>
+        <w:t xml:space="preserve"> </w:t>
+      </w:r>
+      <w:r>
+        <w:rPr>
+          <w:rStyle w:val="Key"/>
+        </w:rPr>
         <w:t xml:space="preserve">raises</w:t>
       </w:r>
       <w:r>
+        <w:rPr>
+          <w:rStyle w:val="Key"/>
+        </w:rPr>
         <w:t xml:space="preserve"> </w:t>
       </w:r>
       <w:r>
@@ -2381,10 +2508,22 @@
         <w:t xml:space="preserve">BufferError</w:t>
       </w:r>
       <w:r>
-        <w:t xml:space="preserve"> </w:t>
-      </w:r>
-      <w:r>
-        <w:t xml:space="preserve">rather than blocking. This is producer-side backpressure, the exact mirror of consumer</w:t>
+        <w:rPr>
+          <w:rStyle w:val="Key"/>
+        </w:rPr>
+        <w:t xml:space="preserve"> </w:t>
+      </w:r>
+      <w:r>
+        <w:rPr>
+          <w:rStyle w:val="Key"/>
+        </w:rPr>
+        <w:t xml:space="preserve">rather than blocking.</w:t>
+      </w:r>
+      <w:r>
+        <w:t xml:space="preserve"> </w:t>
+      </w:r>
+      <w:r>
+        <w:t xml:space="preserve">This is producer-side backpressure, the exact mirror of consumer</w:t>
       </w:r>
       <w:r>
         <w:t xml:space="preserve"> </w:t>
@@ -2686,29 +2825,54 @@
         <w:t xml:space="preserve"> </w:t>
       </w:r>
       <w:r>
+        <w:rPr>
+          <w:rStyle w:val="Key"/>
+        </w:rPr>
         <w:t xml:space="preserve">librdkafka refuses the combination outright, and the</w:t>
       </w:r>
       <w:r>
-        <w:t xml:space="preserve"> </w:t>
-      </w:r>
-      <w:r>
+        <w:rPr>
+          <w:rStyle w:val="Key"/>
+        </w:rPr>
+        <w:t xml:space="preserve"> </w:t>
+      </w:r>
+      <w:r>
+        <w:rPr>
+          <w:rStyle w:val="Key"/>
+        </w:rPr>
         <w:t xml:space="preserve">refusal is the lesson: producer idempotence is</w:t>
       </w:r>
       <w:r>
-        <w:t xml:space="preserve"> </w:t>
-      </w:r>
-      <w:r>
-        <w:rPr>
+        <w:rPr>
+          <w:rStyle w:val="Key"/>
+        </w:rPr>
+        <w:t xml:space="preserve"> </w:t>
+      </w:r>
+      <w:r>
+        <w:rPr>
+          <w:rStyle w:val="Key"/>
           <w:i/>
           <w:iCs/>
         </w:rPr>
         <w:t xml:space="preserve">built on</w:t>
       </w:r>
       <w:r>
-        <w:t xml:space="preserve"> </w:t>
-      </w:r>
-      <w:r>
-        <w:t xml:space="preserve">acks=all, not an alternative to it. It</w:t>
+        <w:rPr>
+          <w:rStyle w:val="Key"/>
+        </w:rPr>
+        <w:t xml:space="preserve"> </w:t>
+      </w:r>
+      <w:r>
+        <w:rPr>
+          <w:rStyle w:val="Key"/>
+        </w:rPr>
+        <w:t xml:space="preserve">acks=all, not an alternative to it.</w:t>
+      </w:r>
+      <w:r>
+        <w:t xml:space="preserve"> </w:t>
+      </w:r>
+      <w:r>
+        <w:t xml:space="preserve">It</w:t>
       </w:r>
       <w:r>
         <w:t xml:space="preserve"> </w:t>
@@ -2843,25 +3007,47 @@
         <w:t xml:space="preserve"> </w:t>
       </w:r>
       <w:r>
-        <w:t xml:space="preserve">else. What actually makes a re-run of this Job safe is the</w:t>
-      </w:r>
-      <w:r>
-        <w:t xml:space="preserve"> </w:t>
-      </w:r>
-      <w:r>
-        <w:rPr>
+        <w:t xml:space="preserve">else.</w:t>
+      </w:r>
+      <w:r>
+        <w:t xml:space="preserve"> </w:t>
+      </w:r>
+      <w:r>
+        <w:rPr>
+          <w:rStyle w:val="Key"/>
+        </w:rPr>
+        <w:t xml:space="preserve">What actually makes a re-run of this Job safe is the</w:t>
+      </w:r>
+      <w:r>
+        <w:rPr>
+          <w:rStyle w:val="Key"/>
+        </w:rPr>
+        <w:t xml:space="preserve"> </w:t>
+      </w:r>
+      <w:r>
+        <w:rPr>
+          <w:rStyle w:val="Key"/>
           <w:b/>
           <w:bCs/>
         </w:rPr>
         <w:t xml:space="preserve">consumer’s</w:t>
       </w:r>
       <w:r>
-        <w:t xml:space="preserve"> </w:t>
-      </w:r>
-      <w:r>
+        <w:rPr>
+          <w:rStyle w:val="Key"/>
+        </w:rPr>
+        <w:t xml:space="preserve"> </w:t>
+      </w:r>
+      <w:r>
+        <w:rPr>
+          <w:rStyle w:val="Key"/>
+        </w:rPr>
         <w:t xml:space="preserve">upsert on</w:t>
       </w:r>
       <w:r>
+        <w:rPr>
+          <w:rStyle w:val="Key"/>
+        </w:rPr>
         <w:t xml:space="preserve"> </w:t>
       </w:r>
       <w:r>
@@ -2871,7 +3057,16 @@
         <w:t xml:space="preserve">(order_id, seq)</w:t>
       </w:r>
       <w:r>
-        <w:t xml:space="preserve">, which is a property of the business key, not of the client library. Worth being</w:t>
+        <w:rPr>
+          <w:rStyle w:val="Key"/>
+        </w:rPr>
+        <w:t xml:space="preserve">, which is a property of the business key, not of the client library.</w:t>
+      </w:r>
+      <w:r>
+        <w:t xml:space="preserve"> </w:t>
+      </w:r>
+      <w:r>
+        <w:t xml:space="preserve">Worth being</w:t>
       </w:r>
       <w:r>
         <w:t xml:space="preserve"> </w:t>
@@ -3000,6 +3195,7 @@
       </w:pPr>
       <w:r>
         <w:rPr>
+          <w:rStyle w:val="Key"/>
           <w:b/>
           <w:bCs/>
         </w:rPr>
@@ -3493,13 +3689,34 @@
         <w:t xml:space="preserve">delivered=15000 failed=0</w:t>
       </w:r>
       <w:r>
-        <w:t xml:space="preserve">. One of them is missing 29 records. There was no exception, no failed</w:t>
-      </w:r>
-      <w:r>
-        <w:t xml:space="preserve"> </w:t>
-      </w:r>
-      <w:r>
-        <w:t xml:space="preserve">callback, no retry, no metric, no log line. The application cannot know. The only way I detected it</w:t>
+        <w:t xml:space="preserve">.</w:t>
+      </w:r>
+      <w:r>
+        <w:t xml:space="preserve"> </w:t>
+      </w:r>
+      <w:r>
+        <w:rPr>
+          <w:rStyle w:val="Key"/>
+        </w:rPr>
+        <w:t xml:space="preserve">One of them is missing 29 records. There was no exception, no failed</w:t>
+      </w:r>
+      <w:r>
+        <w:rPr>
+          <w:rStyle w:val="Key"/>
+        </w:rPr>
+        <w:t xml:space="preserve"> </w:t>
+      </w:r>
+      <w:r>
+        <w:rPr>
+          <w:rStyle w:val="Key"/>
+        </w:rPr>
+        <w:t xml:space="preserve">callback, no retry, no metric, no log line. The application cannot know.</w:t>
+      </w:r>
+      <w:r>
+        <w:t xml:space="preserve"> </w:t>
+      </w:r>
+      <w:r>
+        <w:t xml:space="preserve">The only way I detected it</w:t>
       </w:r>
       <w:r>
         <w:t xml:space="preserve"> </w:t>
@@ -3514,6 +3731,7 @@
       </w:pPr>
       <w:r>
         <w:rPr>
+          <w:rStyle w:val="Key"/>
           <w:b/>
           <w:bCs/>
         </w:rPr>
@@ -3521,6 +3739,7 @@
       </w:r>
       <w:r>
         <w:rPr>
+          <w:rStyle w:val="Key"/>
           <w:b/>
           <w:bCs/>
         </w:rPr>
@@ -3536,13 +3755,15 @@
       </w:r>
       <w:r>
         <w:rPr>
-          <w:b/>
-          <w:bCs/>
-        </w:rPr>
-        <w:t xml:space="preserve"> </w:t>
-      </w:r>
-      <w:r>
-        <w:rPr>
+          <w:rStyle w:val="Key"/>
+          <w:b/>
+          <w:bCs/>
+        </w:rPr>
+        <w:t xml:space="preserve"> </w:t>
+      </w:r>
+      <w:r>
+        <w:rPr>
+          <w:rStyle w:val="Key"/>
           <w:b/>
           <w:bCs/>
         </w:rPr>
@@ -3774,29 +3995,54 @@
         <w:t xml:space="preserve">acks=all</w:t>
       </w:r>
       <w:r>
-        <w:t xml:space="preserve"> </w:t>
-      </w:r>
-      <w:r>
+        <w:rPr>
+          <w:rStyle w:val="Key"/>
+        </w:rPr>
+        <w:t xml:space="preserve"> </w:t>
+      </w:r>
+      <w:r>
+        <w:rPr>
+          <w:rStyle w:val="Key"/>
+        </w:rPr>
         <w:t xml:space="preserve">means a</w:t>
       </w:r>
       <w:r>
-        <w:t xml:space="preserve"> </w:t>
-      </w:r>
-      <w:r>
-        <w:rPr>
+        <w:rPr>
+          <w:rStyle w:val="Key"/>
+        </w:rPr>
+        <w:t xml:space="preserve"> </w:t>
+      </w:r>
+      <w:r>
+        <w:rPr>
+          <w:rStyle w:val="Key"/>
           <w:b/>
           <w:bCs/>
         </w:rPr>
         <w:t xml:space="preserve">quorum</w:t>
       </w:r>
       <w:r>
+        <w:rPr>
+          <w:rStyle w:val="Key"/>
+        </w:rPr>
         <w:t xml:space="preserve">, not every replica — Redpanda uses</w:t>
       </w:r>
       <w:r>
-        <w:t xml:space="preserve"> </w:t>
-      </w:r>
-      <w:r>
-        <w:t xml:space="preserve">Raft, so a 3-replica partition acknowledges once 2 of 3 have it. That is why the broker kill cost</w:t>
+        <w:rPr>
+          <w:rStyle w:val="Key"/>
+        </w:rPr>
+        <w:t xml:space="preserve"> </w:t>
+      </w:r>
+      <w:r>
+        <w:rPr>
+          <w:rStyle w:val="Key"/>
+        </w:rPr>
+        <w:t xml:space="preserve">Raft, so a 3-replica partition acknowledges once 2 of 3 have it.</w:t>
+      </w:r>
+      <w:r>
+        <w:t xml:space="preserve"> </w:t>
+      </w:r>
+      <w:r>
+        <w:t xml:space="preserve">That is why the broker kill cost</w:t>
       </w:r>
       <w:r>
         <w:t xml:space="preserve"> </w:t>
@@ -4299,26 +4545,48 @@
         <w:pStyle w:val="FirstParagraph"/>
       </w:pPr>
       <w:r>
+        <w:rPr>
+          <w:rStyle w:val="Key"/>
+        </w:rPr>
         <w:t xml:space="preserve">Auto-commit commits on a timer, in the background,</w:t>
       </w:r>
       <w:r>
-        <w:t xml:space="preserve"> </w:t>
-      </w:r>
-      <w:r>
-        <w:rPr>
+        <w:rPr>
+          <w:rStyle w:val="Key"/>
+        </w:rPr>
+        <w:t xml:space="preserve"> </w:t>
+      </w:r>
+      <w:r>
+        <w:rPr>
+          <w:rStyle w:val="Key"/>
           <w:b/>
           <w:bCs/>
         </w:rPr>
         <w:t xml:space="preserve">whether or not you have finished processing</w:t>
       </w:r>
       <w:r>
+        <w:rPr>
+          <w:rStyle w:val="Key"/>
+        </w:rPr>
         <w:t xml:space="preserve">.</w:t>
       </w:r>
       <w:r>
-        <w:t xml:space="preserve"> </w:t>
-      </w:r>
-      <w:r>
-        <w:t xml:space="preserve">It converts a duplicate into a lost record, which §3 just established is the worse failure. So:</w:t>
+        <w:rPr>
+          <w:rStyle w:val="Key"/>
+        </w:rPr>
+        <w:t xml:space="preserve"> </w:t>
+      </w:r>
+      <w:r>
+        <w:rPr>
+          <w:rStyle w:val="Key"/>
+        </w:rPr>
+        <w:t xml:space="preserve">It converts a duplicate into a lost record, which §3 just established is the worse failure.</w:t>
+      </w:r>
+      <w:r>
+        <w:t xml:space="preserve"> </w:t>
+      </w:r>
+      <w:r>
+        <w:t xml:space="preserve">So:</w:t>
       </w:r>
       <w:r>
         <w:t xml:space="preserve"> </w:t>
@@ -4612,12 +4880,21 @@
         <w:pStyle w:val="BodyText"/>
       </w:pPr>
       <w:r>
+        <w:rPr>
+          <w:rStyle w:val="Key"/>
+        </w:rPr>
         <w:t xml:space="preserve">Committing the offset first is the more natural way to write it, and it is data loss with extra</w:t>
       </w:r>
       <w:r>
-        <w:t xml:space="preserve"> </w:t>
-      </w:r>
-      <w:r>
+        <w:rPr>
+          <w:rStyle w:val="Key"/>
+        </w:rPr>
+        <w:t xml:space="preserve"> </w:t>
+      </w:r>
+      <w:r>
+        <w:rPr>
+          <w:rStyle w:val="Key"/>
+        </w:rPr>
         <w:t xml:space="preserve">steps.</w:t>
       </w:r>
     </w:p>
@@ -4651,25 +4928,47 @@
         <w:t xml:space="preserve"> </w:t>
       </w:r>
       <w:r>
-        <w:t xml:space="preserve">always exists. Chapter 5 §7 put it as:</w:t>
-      </w:r>
-      <w:r>
-        <w:t xml:space="preserve"> </w:t>
-      </w:r>
-      <w:r>
-        <w:rPr>
+        <w:t xml:space="preserve">always exists.</w:t>
+      </w:r>
+      <w:r>
+        <w:t xml:space="preserve"> </w:t>
+      </w:r>
+      <w:r>
+        <w:rPr>
+          <w:rStyle w:val="Key"/>
+        </w:rPr>
+        <w:t xml:space="preserve">Chapter 5 §7 put it as:</w:t>
+      </w:r>
+      <w:r>
+        <w:rPr>
+          <w:rStyle w:val="Key"/>
+        </w:rPr>
+        <w:t xml:space="preserve"> </w:t>
+      </w:r>
+      <w:r>
+        <w:rPr>
+          <w:rStyle w:val="Key"/>
           <w:i/>
           <w:iCs/>
         </w:rPr>
         <w:t xml:space="preserve">duplicates = throughput × time since last commit.</w:t>
       </w:r>
       <w:r>
-        <w:t xml:space="preserve"> </w:t>
-      </w:r>
-      <w:r>
+        <w:rPr>
+          <w:rStyle w:val="Key"/>
+        </w:rPr>
+        <w:t xml:space="preserve"> </w:t>
+      </w:r>
+      <w:r>
+        <w:rPr>
+          <w:rStyle w:val="Key"/>
+        </w:rPr>
         <w:t xml:space="preserve">Tuning</w:t>
       </w:r>
       <w:r>
+        <w:rPr>
+          <w:rStyle w:val="Key"/>
+        </w:rPr>
         <w:t xml:space="preserve"> </w:t>
       </w:r>
       <w:r>
@@ -4679,9 +4978,15 @@
         <w:t xml:space="preserve">COMMIT_EVERY</w:t>
       </w:r>
       <w:r>
-        <w:t xml:space="preserve"> </w:t>
-      </w:r>
-      <w:r>
+        <w:rPr>
+          <w:rStyle w:val="Key"/>
+        </w:rPr>
+        <w:t xml:space="preserve"> </w:t>
+      </w:r>
+      <w:r>
+        <w:rPr>
+          <w:rStyle w:val="Key"/>
+        </w:rPr>
         <w:t xml:space="preserve">changes the size of the window. It never closes it.</w:t>
       </w:r>
     </w:p>
@@ -4782,21 +5087,34 @@
       </w:pPr>
       <w:r>
         <w:rPr>
+          <w:rStyle w:val="Key"/>
           <w:b/>
           <w:bCs/>
         </w:rPr>
         <w:t xml:space="preserve">Zero duplicates. The demo failed.</w:t>
       </w:r>
       <w:r>
-        <w:t xml:space="preserve"> </w:t>
-      </w:r>
-      <w:r>
+        <w:rPr>
+          <w:rStyle w:val="Key"/>
+        </w:rPr>
+        <w:t xml:space="preserve"> </w:t>
+      </w:r>
+      <w:r>
+        <w:rPr>
+          <w:rStyle w:val="Key"/>
+        </w:rPr>
         <w:t xml:space="preserve">Except it didn’t — that result is a genuinely useful thing to</w:t>
       </w:r>
       <w:r>
-        <w:t xml:space="preserve"> </w:t>
-      </w:r>
-      <w:r>
+        <w:rPr>
+          <w:rStyle w:val="Key"/>
+        </w:rPr>
+        <w:t xml:space="preserve"> </w:t>
+      </w:r>
+      <w:r>
+        <w:rPr>
+          <w:rStyle w:val="Key"/>
+        </w:rPr>
         <w:t xml:space="preserve">know, and I had built the mechanism without noticing.</w:t>
       </w:r>
     </w:p>
@@ -4953,19 +5271,40 @@
         <w:t xml:space="preserve"> </w:t>
       </w:r>
       <w:r>
+        <w:rPr>
+          <w:rStyle w:val="Key"/>
+        </w:rPr>
         <w:t xml:space="preserve">If your state lives in one</w:t>
       </w:r>
       <w:r>
-        <w:t xml:space="preserve"> </w:t>
-      </w:r>
-      <w:r>
+        <w:rPr>
+          <w:rStyle w:val="Key"/>
+        </w:rPr>
+        <w:t xml:space="preserve"> </w:t>
+      </w:r>
+      <w:r>
+        <w:rPr>
+          <w:rStyle w:val="Key"/>
+        </w:rPr>
         <w:t xml:space="preserve">transactional store and you commit the offset after the transaction, at-least-once delivery is</w:t>
       </w:r>
       <w:r>
-        <w:t xml:space="preserve"> </w:t>
-      </w:r>
-      <w:r>
-        <w:t xml:space="preserve">already harmless. No dedupe table, no event-ID set, no exactly-once protocol, no Kafka</w:t>
+        <w:rPr>
+          <w:rStyle w:val="Key"/>
+        </w:rPr>
+        <w:t xml:space="preserve"> </w:t>
+      </w:r>
+      <w:r>
+        <w:rPr>
+          <w:rStyle w:val="Key"/>
+        </w:rPr>
+        <w:t xml:space="preserve">already harmless.</w:t>
+      </w:r>
+      <w:r>
+        <w:t xml:space="preserve"> </w:t>
+      </w:r>
+      <w:r>
+        <w:t xml:space="preserve">No dedupe table, no event-ID set, no exactly-once protocol, no Kafka</w:t>
       </w:r>
       <w:r>
         <w:t xml:space="preserve"> </w:t>
@@ -5418,15 +5757,33 @@
         <w:t xml:space="preserve">one record processed</w:t>
       </w:r>
       <w:r>
-        <w:t xml:space="preserve">. The</w:t>
-      </w:r>
-      <w:r>
-        <w:t xml:space="preserve"> </w:t>
-      </w:r>
-      <w:r>
+        <w:t xml:space="preserve">.</w:t>
+      </w:r>
+      <w:r>
+        <w:t xml:space="preserve"> </w:t>
+      </w:r>
+      <w:r>
+        <w:rPr>
+          <w:rStyle w:val="Key"/>
+        </w:rPr>
+        <w:t xml:space="preserve">The</w:t>
+      </w:r>
+      <w:r>
+        <w:rPr>
+          <w:rStyle w:val="Key"/>
+        </w:rPr>
+        <w:t xml:space="preserve"> </w:t>
+      </w:r>
+      <w:r>
+        <w:rPr>
+          <w:rStyle w:val="Key"/>
+        </w:rPr>
         <w:t xml:space="preserve">pod looked healthy —</w:t>
       </w:r>
       <w:r>
+        <w:rPr>
+          <w:rStyle w:val="Key"/>
+        </w:rPr>
         <w:t xml:space="preserve"> </w:t>
       </w:r>
       <w:r>
@@ -5436,19 +5793,32 @@
         <w:t xml:space="preserve">1/1 Running</w:t>
       </w:r>
       <w:r>
+        <w:rPr>
+          <w:rStyle w:val="Key"/>
+        </w:rPr>
         <w:t xml:space="preserve">, no restarts, no errors in the log, just a startup banner and</w:t>
       </w:r>
       <w:r>
-        <w:t xml:space="preserve"> </w:t>
-      </w:r>
-      <w:r>
+        <w:rPr>
+          <w:rStyle w:val="Key"/>
+        </w:rPr>
+        <w:t xml:space="preserve"> </w:t>
+      </w:r>
+      <w:r>
+        <w:rPr>
+          <w:rStyle w:val="Key"/>
+        </w:rPr>
         <w:t xml:space="preserve">then silence.</w:t>
       </w:r>
       <w:r>
-        <w:t xml:space="preserve"> </w:t>
-      </w:r>
-      <w:r>
-        <w:rPr>
+        <w:rPr>
+          <w:rStyle w:val="Key"/>
+        </w:rPr>
+        <w:t xml:space="preserve"> </w:t>
+      </w:r>
+      <w:r>
+        <w:rPr>
+          <w:rStyle w:val="Key"/>
           <w:b/>
           <w:bCs/>
         </w:rPr>
@@ -5456,6 +5826,7 @@
       </w:r>
       <w:r>
         <w:rPr>
+          <w:rStyle w:val="Key"/>
           <w:b/>
           <w:bCs/>
         </w:rPr>
@@ -5471,6 +5842,7 @@
       </w:r>
       <w:r>
         <w:rPr>
+          <w:rStyle w:val="Key"/>
           <w:b/>
           <w:bCs/>
         </w:rPr>
@@ -5595,12 +5967,27 @@
         <w:t xml:space="preserve"> </w:t>
       </w:r>
       <w:r>
-        <w:t xml:space="preserve">exactly 8,000, forever, no matter how many times you crash it. The gateway is permanently wrong and</w:t>
-      </w:r>
-      <w:r>
-        <w:t xml:space="preserve"> </w:t>
-      </w:r>
-      <w:r>
+        <w:t xml:space="preserve">exactly 8,000, forever, no matter how many times you crash it.</w:t>
+      </w:r>
+      <w:r>
+        <w:t xml:space="preserve"> </w:t>
+      </w:r>
+      <w:r>
+        <w:rPr>
+          <w:rStyle w:val="Key"/>
+        </w:rPr>
+        <w:t xml:space="preserve">The gateway is permanently wrong and</w:t>
+      </w:r>
+      <w:r>
+        <w:rPr>
+          <w:rStyle w:val="Key"/>
+        </w:rPr>
+        <w:t xml:space="preserve"> </w:t>
+      </w:r>
+      <w:r>
+        <w:rPr>
+          <w:rStyle w:val="Key"/>
+        </w:rPr>
         <w:t xml:space="preserve">there is no artefact anywhere that says so.</w:t>
       </w:r>
     </w:p>
@@ -5609,6 +5996,9 @@
         <w:pStyle w:val="BodyText"/>
       </w:pPr>
       <w:r>
+        <w:rPr>
+          <w:rStyle w:val="Key"/>
+        </w:rPr>
         <w:t xml:space="preserve">For an OMS: 1,100 shares were executed that nobody ordered. Not mispriced, not delayed — executed.</w:t>
       </w:r>
     </w:p>
@@ -5649,12 +6039,27 @@
         <w:t xml:space="preserve"> </w:t>
       </w:r>
       <w:r>
-        <w:t xml:space="preserve">every serious payment API makes you send one: the receiver, not the sender, is the only party that</w:t>
-      </w:r>
-      <w:r>
-        <w:t xml:space="preserve"> </w:t>
-      </w:r>
-      <w:r>
+        <w:t xml:space="preserve">every serious payment API makes you send one:</w:t>
+      </w:r>
+      <w:r>
+        <w:t xml:space="preserve"> </w:t>
+      </w:r>
+      <w:r>
+        <w:rPr>
+          <w:rStyle w:val="Key"/>
+        </w:rPr>
+        <w:t xml:space="preserve">the receiver, not the sender, is the only party that</w:t>
+      </w:r>
+      <w:r>
+        <w:rPr>
+          <w:rStyle w:val="Key"/>
+        </w:rPr>
+        <w:t xml:space="preserve"> </w:t>
+      </w:r>
+      <w:r>
+        <w:rPr>
+          <w:rStyle w:val="Key"/>
+        </w:rPr>
         <w:t xml:space="preserve">can deduplicate a side effect it has already performed.</w:t>
       </w:r>
     </w:p>
@@ -5814,13 +6219,20 @@
         <w:pStyle w:val="FirstParagraph"/>
       </w:pPr>
       <w:r>
+        <w:rPr>
+          <w:rStyle w:val="Key"/>
+        </w:rPr>
         <w:t xml:space="preserve">On an idle topic the final partial batch never reaches 50, so</w:t>
       </w:r>
       <w:r>
-        <w:t xml:space="preserve"> </w:t>
-      </w:r>
-      <w:r>
-        <w:rPr>
+        <w:rPr>
+          <w:rStyle w:val="Key"/>
+        </w:rPr>
+        <w:t xml:space="preserve"> </w:t>
+      </w:r>
+      <w:r>
+        <w:rPr>
+          <w:rStyle w:val="Key"/>
           <w:b/>
           <w:bCs/>
         </w:rPr>
@@ -5828,20 +6240,31 @@
       </w:r>
       <w:r>
         <w:rPr>
-          <w:b/>
-          <w:bCs/>
-        </w:rPr>
-        <w:t xml:space="preserve"> </w:t>
-      </w:r>
-      <w:r>
-        <w:rPr>
+          <w:rStyle w:val="Key"/>
+          <w:b/>
+          <w:bCs/>
+        </w:rPr>
+        <w:t xml:space="preserve"> </w:t>
+      </w:r>
+      <w:r>
+        <w:rPr>
+          <w:rStyle w:val="Key"/>
           <w:b/>
           <w:bCs/>
         </w:rPr>
         <w:t xml:space="preserve">committed</w:t>
       </w:r>
       <w:r>
-        <w:t xml:space="preserve">. And that turns a one-off window into a permanent one. Every restart replays the same</w:t>
+        <w:rPr>
+          <w:rStyle w:val="Key"/>
+        </w:rPr>
+        <w:t xml:space="preserve">. And that turns a one-off window into a permanent one.</w:t>
+      </w:r>
+      <w:r>
+        <w:t xml:space="preserve"> </w:t>
+      </w:r>
+      <w:r>
+        <w:t xml:space="preserve">Every restart replays the same</w:t>
       </w:r>
       <w:r>
         <w:t xml:space="preserve"> </w:t>
@@ -6086,12 +6509,27 @@
         <w:t xml:space="preserve"> </w:t>
       </w:r>
       <w:r>
-        <w:t xml:space="preserve">the mechanism is not in doubt. It compounds forever. A pod that restarts nightly would re-execute</w:t>
-      </w:r>
-      <w:r>
-        <w:t xml:space="preserve"> </w:t>
-      </w:r>
-      <w:r>
+        <w:t xml:space="preserve">the mechanism is not in doubt. It compounds forever.</w:t>
+      </w:r>
+      <w:r>
+        <w:t xml:space="preserve"> </w:t>
+      </w:r>
+      <w:r>
+        <w:rPr>
+          <w:rStyle w:val="Key"/>
+        </w:rPr>
+        <w:t xml:space="preserve">A pod that restarts nightly would re-execute</w:t>
+      </w:r>
+      <w:r>
+        <w:rPr>
+          <w:rStyle w:val="Key"/>
+        </w:rPr>
+        <w:t xml:space="preserve"> </w:t>
+      </w:r>
+      <w:r>
+        <w:rPr>
+          <w:rStyle w:val="Key"/>
+        </w:rPr>
         <w:t xml:space="preserve">the same 11 fills every night, and the gateway total would drift further from the truth every day</w:t>
       </w:r>
       <w:r>
@@ -6368,26 +6806,48 @@
         <w:t xml:space="preserve"> </w:t>
       </w:r>
       <w:r>
+        <w:rPr>
+          <w:rStyle w:val="Key"/>
+        </w:rPr>
         <w:t xml:space="preserve">Non-zero lag on an idle topic that never drains is almost always a</w:t>
       </w:r>
       <w:r>
-        <w:t xml:space="preserve"> </w:t>
-      </w:r>
-      <w:r>
+        <w:rPr>
+          <w:rStyle w:val="Key"/>
+        </w:rPr>
+        <w:t xml:space="preserve"> </w:t>
+      </w:r>
+      <w:r>
+        <w:rPr>
+          <w:rStyle w:val="Key"/>
+        </w:rPr>
         <w:t xml:space="preserve">commit-policy bug, not a slow consumer. A slow consumer’s lag</w:t>
       </w:r>
       <w:r>
-        <w:t xml:space="preserve"> </w:t>
-      </w:r>
-      <w:r>
-        <w:rPr>
+        <w:rPr>
+          <w:rStyle w:val="Key"/>
+        </w:rPr>
+        <w:t xml:space="preserve"> </w:t>
+      </w:r>
+      <w:r>
+        <w:rPr>
+          <w:rStyle w:val="Key"/>
           <w:i/>
           <w:iCs/>
         </w:rPr>
         <w:t xml:space="preserve">changes</w:t>
       </w:r>
       <w:r>
-        <w:t xml:space="preserve">. Chapter 5 §4’s advice to</w:t>
+        <w:rPr>
+          <w:rStyle w:val="Key"/>
+        </w:rPr>
+        <w:t xml:space="preserve">.</w:t>
+      </w:r>
+      <w:r>
+        <w:t xml:space="preserve"> </w:t>
+      </w:r>
+      <w:r>
+        <w:t xml:space="preserve">Chapter 5 §4’s advice to</w:t>
       </w:r>
       <w:r>
         <w:t xml:space="preserve"> </w:t>
@@ -6576,13 +7036,28 @@
         <w:t xml:space="preserve"> </w:t>
       </w:r>
       <w:r>
+        <w:rPr>
+          <w:rStyle w:val="Key"/>
+        </w:rPr>
         <w:t xml:space="preserve">The container runtime may still deliver SIGTERM,</w:t>
       </w:r>
       <w:r>
-        <w:t xml:space="preserve"> </w:t>
-      </w:r>
-      <w:r>
-        <w:t xml:space="preserve">and my consumer has a SIGTERM handler that commits and closes the group cleanly. A fast process</w:t>
+        <w:rPr>
+          <w:rStyle w:val="Key"/>
+        </w:rPr>
+        <w:t xml:space="preserve"> </w:t>
+      </w:r>
+      <w:r>
+        <w:rPr>
+          <w:rStyle w:val="Key"/>
+        </w:rPr>
+        <w:t xml:space="preserve">and my consumer has a SIGTERM handler that commits and closes the group cleanly.</w:t>
+      </w:r>
+      <w:r>
+        <w:t xml:space="preserve"> </w:t>
+      </w:r>
+      <w:r>
+        <w:t xml:space="preserve">A fast process</w:t>
       </w:r>
       <w:r>
         <w:t xml:space="preserve"> </w:t>
@@ -6624,15 +7099,27 @@
         <w:t xml:space="preserve">kill -9 1</w:t>
       </w:r>
       <w:r>
-        <w:t xml:space="preserve"> </w:t>
-      </w:r>
-      <w:r>
+        <w:rPr>
+          <w:rStyle w:val="Key"/>
+        </w:rPr>
+        <w:t xml:space="preserve"> </w:t>
+      </w:r>
+      <w:r>
+        <w:rPr>
+          <w:rStyle w:val="Key"/>
+        </w:rPr>
         <w:t xml:space="preserve">from inside the container does not work either: the kernel shields PID 1 of a namespace</w:t>
       </w:r>
       <w:r>
-        <w:t xml:space="preserve"> </w:t>
-      </w:r>
-      <w:r>
+        <w:rPr>
+          <w:rStyle w:val="Key"/>
+        </w:rPr>
+        <w:t xml:space="preserve"> </w:t>
+      </w:r>
+      <w:r>
+        <w:rPr>
+          <w:rStyle w:val="Key"/>
+        </w:rPr>
         <w:t xml:space="preserve">from signals it has no handler for, and SIGKILL cannot have a handler.</w:t>
       </w:r>
     </w:p>
@@ -6782,31 +7269,53 @@
         <w:t xml:space="preserve">137</w:t>
       </w:r>
       <w:r>
-        <w:t xml:space="preserve"> </w:t>
-      </w:r>
-      <w:r>
+        <w:rPr>
+          <w:rStyle w:val="Key"/>
+        </w:rPr>
+        <w:t xml:space="preserve"> </w:t>
+      </w:r>
+      <w:r>
+        <w:rPr>
+          <w:rStyle w:val="Key"/>
+        </w:rPr>
         <w:t xml:space="preserve">is how you confirm a hard kill after the fact — and it is the</w:t>
       </w:r>
       <w:r>
-        <w:t xml:space="preserve"> </w:t>
-      </w:r>
-      <w:r>
+        <w:rPr>
+          <w:rStyle w:val="Key"/>
+        </w:rPr>
+        <w:t xml:space="preserve"> </w:t>
+      </w:r>
+      <w:r>
+        <w:rPr>
+          <w:rStyle w:val="Key"/>
+        </w:rPr>
         <w:t xml:space="preserve">same exit code an</w:t>
       </w:r>
       <w:r>
-        <w:t xml:space="preserve"> </w:t>
-      </w:r>
-      <w:r>
-        <w:rPr>
+        <w:rPr>
+          <w:rStyle w:val="Key"/>
+        </w:rPr>
+        <w:t xml:space="preserve"> </w:t>
+      </w:r>
+      <w:r>
+        <w:rPr>
+          <w:rStyle w:val="Key"/>
           <w:b/>
           <w:bCs/>
         </w:rPr>
         <w:t xml:space="preserve">OOM kill</w:t>
       </w:r>
       <w:r>
-        <w:t xml:space="preserve"> </w:t>
-      </w:r>
-      <w:r>
+        <w:rPr>
+          <w:rStyle w:val="Key"/>
+        </w:rPr>
+        <w:t xml:space="preserve"> </w:t>
+      </w:r>
+      <w:r>
+        <w:rPr>
+          <w:rStyle w:val="Key"/>
+        </w:rPr>
         <w:t xml:space="preserve">produces, which is the most common way this happens in production.</w:t>
       </w:r>
       <w:r>
@@ -6932,6 +7441,7 @@
       </w:r>
       <w:r>
         <w:rPr>
+          <w:rStyle w:val="Key"/>
           <w:b/>
           <w:bCs/>
         </w:rPr>
@@ -6939,6 +7449,7 @@
       </w:r>
       <w:r>
         <w:rPr>
+          <w:rStyle w:val="Key"/>
           <w:b/>
           <w:bCs/>
         </w:rPr>
@@ -6954,13 +7465,15 @@
       </w:r>
       <w:r>
         <w:rPr>
-          <w:b/>
-          <w:bCs/>
-        </w:rPr>
-        <w:t xml:space="preserve"> </w:t>
-      </w:r>
-      <w:r>
-        <w:rPr>
+          <w:rStyle w:val="Key"/>
+          <w:b/>
+          <w:bCs/>
+        </w:rPr>
+        <w:t xml:space="preserve"> </w:t>
+      </w:r>
+      <w:r>
+        <w:rPr>
+          <w:rStyle w:val="Key"/>
           <w:b/>
           <w:bCs/>
         </w:rPr>
@@ -6968,13 +7481,15 @@
       </w:r>
       <w:r>
         <w:rPr>
-          <w:b/>
-          <w:bCs/>
-        </w:rPr>
-        <w:t xml:space="preserve"> </w:t>
-      </w:r>
-      <w:r>
-        <w:rPr>
+          <w:rStyle w:val="Key"/>
+          <w:b/>
+          <w:bCs/>
+        </w:rPr>
+        <w:t xml:space="preserve"> </w:t>
+      </w:r>
+      <w:r>
+        <w:rPr>
+          <w:rStyle w:val="Key"/>
           <w:b/>
           <w:bCs/>
         </w:rPr>
@@ -7278,20 +7793,36 @@
         <w:pStyle w:val="FirstParagraph"/>
       </w:pPr>
       <w:r>
+        <w:rPr>
+          <w:rStyle w:val="Key"/>
+        </w:rPr>
         <w:t xml:space="preserve">Zero gaps across 2,000 independent orders is</w:t>
       </w:r>
       <w:r>
-        <w:t xml:space="preserve"> </w:t>
-      </w:r>
-      <w:r>
-        <w:rPr>
+        <w:rPr>
+          <w:rStyle w:val="Key"/>
+        </w:rPr>
+        <w:t xml:space="preserve"> </w:t>
+      </w:r>
+      <w:r>
+        <w:rPr>
+          <w:rStyle w:val="Key"/>
           <w:b/>
           <w:bCs/>
         </w:rPr>
         <w:t xml:space="preserve">ordering demonstrated</w:t>
       </w:r>
       <w:r>
-        <w:t xml:space="preserve">, not assumed. Every order’s</w:t>
+        <w:rPr>
+          <w:rStyle w:val="Key"/>
+        </w:rPr>
+        <w:t xml:space="preserve">, not assumed.</w:t>
+      </w:r>
+      <w:r>
+        <w:t xml:space="preserve"> </w:t>
+      </w:r>
+      <w:r>
+        <w:t xml:space="preserve">Every order’s</w:t>
       </w:r>
       <w:r>
         <w:t xml:space="preserve"> </w:t>
@@ -7320,32 +7851,66 @@
         <w:pStyle w:val="BodyText"/>
       </w:pPr>
       <w:r>
-        <w:t xml:space="preserve">This is also a cheap production check worth stealing. If your events carry a per-entity sequence</w:t>
-      </w:r>
-      <w:r>
-        <w:t xml:space="preserve"> </w:t>
-      </w:r>
-      <w:r>
+        <w:t xml:space="preserve">This is also a cheap production check worth stealing.</w:t>
+      </w:r>
+      <w:r>
+        <w:t xml:space="preserve"> </w:t>
+      </w:r>
+      <w:r>
+        <w:rPr>
+          <w:rStyle w:val="Key"/>
+        </w:rPr>
+        <w:t xml:space="preserve">If your events carry a per-entity sequence</w:t>
+      </w:r>
+      <w:r>
+        <w:rPr>
+          <w:rStyle w:val="Key"/>
+        </w:rPr>
+        <w:t xml:space="preserve"> </w:t>
+      </w:r>
+      <w:r>
+        <w:rPr>
+          <w:rStyle w:val="Key"/>
+        </w:rPr>
         <w:t xml:space="preserve">number, the consumer can detect ordering violations</w:t>
       </w:r>
       <w:r>
-        <w:t xml:space="preserve"> </w:t>
-      </w:r>
-      <w:r>
-        <w:rPr>
+        <w:rPr>
+          <w:rStyle w:val="Key"/>
+        </w:rPr>
+        <w:t xml:space="preserve"> </w:t>
+      </w:r>
+      <w:r>
+        <w:rPr>
+          <w:rStyle w:val="Key"/>
           <w:i/>
           <w:iCs/>
         </w:rPr>
         <w:t xml:space="preserve">itself</w:t>
       </w:r>
       <w:r>
+        <w:rPr>
+          <w:rStyle w:val="Key"/>
+        </w:rPr>
         <w:t xml:space="preserve">, continuously, for the cost of one</w:t>
       </w:r>
       <w:r>
-        <w:t xml:space="preserve"> </w:t>
-      </w:r>
-      <w:r>
-        <w:t xml:space="preserve">dictionary. It is far better than discovering the problem during reconciliation the next morning.</w:t>
+        <w:rPr>
+          <w:rStyle w:val="Key"/>
+        </w:rPr>
+        <w:t xml:space="preserve"> </w:t>
+      </w:r>
+      <w:r>
+        <w:rPr>
+          <w:rStyle w:val="Key"/>
+        </w:rPr>
+        <w:t xml:space="preserve">dictionary.</w:t>
+      </w:r>
+      <w:r>
+        <w:t xml:space="preserve"> </w:t>
+      </w:r>
+      <w:r>
+        <w:t xml:space="preserve">It is far better than discovering the problem during reconciliation the next morning.</w:t>
       </w:r>
     </w:p>
     <w:p>
@@ -7735,26 +8300,54 @@
         <w:t xml:space="preserve"> </w:t>
       </w:r>
       <w:r>
-        <w:t xml:space="preserve">interviewer who does the arithmetic will notice. The number that actually corresponds to Chapter 5’s</w:t>
-      </w:r>
-      <w:r>
-        <w:t xml:space="preserve"> </w:t>
-      </w:r>
-      <w:r>
+        <w:t xml:space="preserve">interviewer who does the arithmetic will notice.</w:t>
+      </w:r>
+      <w:r>
+        <w:t xml:space="preserve"> </w:t>
+      </w:r>
+      <w:r>
+        <w:rPr>
+          <w:rStyle w:val="Key"/>
+        </w:rPr>
+        <w:t xml:space="preserve">The number that actually corresponds to Chapter 5’s</w:t>
+      </w:r>
+      <w:r>
+        <w:rPr>
+          <w:rStyle w:val="Key"/>
+        </w:rPr>
+        <w:t xml:space="preserve"> </w:t>
+      </w:r>
+      <w:r>
+        <w:rPr>
+          <w:rStyle w:val="Key"/>
+        </w:rPr>
         <w:t xml:space="preserve">42% is partition 1’s share here: 1,740 / 10,000 =</w:t>
       </w:r>
       <w:r>
-        <w:t xml:space="preserve"> </w:t>
-      </w:r>
-      <w:r>
-        <w:rPr>
+        <w:rPr>
+          <w:rStyle w:val="Key"/>
+        </w:rPr>
+        <w:t xml:space="preserve"> </w:t>
+      </w:r>
+      <w:r>
+        <w:rPr>
+          <w:rStyle w:val="Key"/>
           <w:b/>
           <w:bCs/>
         </w:rPr>
         <w:t xml:space="preserve">17.4%</w:t>
       </w:r>
       <w:r>
-        <w:t xml:space="preserve">, against an even 16.7%. So the honest</w:t>
+        <w:rPr>
+          <w:rStyle w:val="Key"/>
+        </w:rPr>
+        <w:t xml:space="preserve">, against an even 16.7%.</w:t>
+      </w:r>
+      <w:r>
+        <w:t xml:space="preserve"> </w:t>
+      </w:r>
+      <w:r>
+        <w:t xml:space="preserve">So the honest</w:t>
       </w:r>
       <w:r>
         <w:t xml:space="preserve"> </w:t>
@@ -7799,13 +8392,26 @@
         <w:t xml:space="preserve"> </w:t>
       </w:r>
       <w:r>
-        <w:t xml:space="preserve">and −2 — every one inside a single standard deviation.</w:t>
-      </w:r>
-      <w:r>
-        <w:t xml:space="preserve"> </w:t>
-      </w:r>
-      <w:r>
-        <w:rPr>
+        <w:t xml:space="preserve">and −2 —</w:t>
+      </w:r>
+      <w:r>
+        <w:t xml:space="preserve"> </w:t>
+      </w:r>
+      <w:r>
+        <w:rPr>
+          <w:rStyle w:val="Key"/>
+        </w:rPr>
+        <w:t xml:space="preserve">every one inside a single standard deviation.</w:t>
+      </w:r>
+      <w:r>
+        <w:rPr>
+          <w:rStyle w:val="Key"/>
+        </w:rPr>
+        <w:t xml:space="preserve"> </w:t>
+      </w:r>
+      <w:r>
+        <w:rPr>
+          <w:rStyle w:val="Key"/>
           <w:b/>
           <w:bCs/>
         </w:rPr>
@@ -7813,13 +8419,15 @@
       </w:r>
       <w:r>
         <w:rPr>
-          <w:b/>
-          <w:bCs/>
-        </w:rPr>
-        <w:t xml:space="preserve"> </w:t>
-      </w:r>
-      <w:r>
-        <w:rPr>
+          <w:rStyle w:val="Key"/>
+          <w:b/>
+          <w:bCs/>
+        </w:rPr>
+        <w:t xml:space="preserve"> </w:t>
+      </w:r>
+      <w:r>
+        <w:rPr>
+          <w:rStyle w:val="Key"/>
           <w:b/>
           <w:bCs/>
         </w:rPr>
@@ -7827,6 +8435,7 @@
       </w:r>
       <w:r>
         <w:rPr>
+          <w:rStyle w:val="Key"/>
           <w:b/>
           <w:bCs/>
         </w:rPr>
@@ -7834,13 +8443,15 @@
       </w:r>
       <w:r>
         <w:rPr>
-          <w:b/>
-          <w:bCs/>
-        </w:rPr>
-        <w:t xml:space="preserve"> </w:t>
-      </w:r>
-      <w:r>
-        <w:rPr>
+          <w:rStyle w:val="Key"/>
+          <w:b/>
+          <w:bCs/>
+        </w:rPr>
+        <w:t xml:space="preserve"> </w:t>
+      </w:r>
+      <w:r>
+        <w:rPr>
+          <w:rStyle w:val="Key"/>
           <w:b/>
           <w:bCs/>
         </w:rPr>
@@ -7865,6 +8476,7 @@
       </w:r>
       <w:r>
         <w:rPr>
+          <w:rStyle w:val="Key"/>
           <w:b/>
           <w:bCs/>
         </w:rPr>
@@ -7872,22 +8484,30 @@
       </w:r>
       <w:r>
         <w:rPr>
-          <w:b/>
-          <w:bCs/>
-        </w:rPr>
-        <w:t xml:space="preserve"> </w:t>
-      </w:r>
-      <w:r>
-        <w:rPr>
+          <w:rStyle w:val="Key"/>
+          <w:b/>
+          <w:bCs/>
+        </w:rPr>
+        <w:t xml:space="preserve"> </w:t>
+      </w:r>
+      <w:r>
+        <w:rPr>
+          <w:rStyle w:val="Key"/>
           <w:b/>
           <w:bCs/>
         </w:rPr>
         <w:t xml:space="preserve">cardinality and of how evenly volume is distributed across those keys</w:t>
       </w:r>
       <w:r>
-        <w:t xml:space="preserve"> </w:t>
-      </w:r>
-      <w:r>
+        <w:rPr>
+          <w:rStyle w:val="Key"/>
+        </w:rPr>
+        <w:t xml:space="preserve"> </w:t>
+      </w:r>
+      <w:r>
+        <w:rPr>
+          <w:rStyle w:val="Key"/>
+        </w:rPr>
         <w:t xml:space="preserve">— not of the partitioner.</w:t>
       </w:r>
       <w:r>
@@ -7914,35 +8534,72 @@
         <w:pStyle w:val="BodyText"/>
       </w:pPr>
       <w:r>
-        <w:t xml:space="preserve">Which is why the real pathology is a</w:t>
-      </w:r>
-      <w:r>
-        <w:t xml:space="preserve"> </w:t>
-      </w:r>
-      <w:r>
-        <w:rPr>
+        <w:t xml:space="preserve">Which is why</w:t>
+      </w:r>
+      <w:r>
+        <w:t xml:space="preserve"> </w:t>
+      </w:r>
+      <w:r>
+        <w:rPr>
+          <w:rStyle w:val="Key"/>
+        </w:rPr>
+        <w:t xml:space="preserve">the real pathology is a</w:t>
+      </w:r>
+      <w:r>
+        <w:rPr>
+          <w:rStyle w:val="Key"/>
+        </w:rPr>
+        <w:t xml:space="preserve"> </w:t>
+      </w:r>
+      <w:r>
+        <w:rPr>
+          <w:rStyle w:val="Key"/>
           <w:i/>
           <w:iCs/>
         </w:rPr>
         <w:t xml:space="preserve">single hot key</w:t>
       </w:r>
       <w:r>
-        <w:t xml:space="preserve"> </w:t>
-      </w:r>
-      <w:r>
+        <w:rPr>
+          <w:rStyle w:val="Key"/>
+        </w:rPr>
+        <w:t xml:space="preserve"> </w:t>
+      </w:r>
+      <w:r>
+        <w:rPr>
+          <w:rStyle w:val="Key"/>
+        </w:rPr>
         <w:t xml:space="preserve">— one account generating 40% of order flow —</w:t>
       </w:r>
       <w:r>
-        <w:t xml:space="preserve"> </w:t>
-      </w:r>
-      <w:r>
+        <w:rPr>
+          <w:rStyle w:val="Key"/>
+        </w:rPr>
+        <w:t xml:space="preserve"> </w:t>
+      </w:r>
+      <w:r>
+        <w:rPr>
+          <w:rStyle w:val="Key"/>
+        </w:rPr>
         <w:t xml:space="preserve">and no amount of repartitioning fixes it, because all of that key’s events must stay on one</w:t>
       </w:r>
       <w:r>
-        <w:t xml:space="preserve"> </w:t>
-      </w:r>
-      <w:r>
-        <w:t xml:space="preserve">partition to preserve its ordering. That needs a composite key (</w:t>
+        <w:rPr>
+          <w:rStyle w:val="Key"/>
+        </w:rPr>
+        <w:t xml:space="preserve"> </w:t>
+      </w:r>
+      <w:r>
+        <w:rPr>
+          <w:rStyle w:val="Key"/>
+        </w:rPr>
+        <w:t xml:space="preserve">partition to preserve its ordering.</w:t>
+      </w:r>
+      <w:r>
+        <w:t xml:space="preserve"> </w:t>
+      </w:r>
+      <w:r>
+        <w:t xml:space="preserve">That needs a composite key (</w:t>
       </w:r>
       <w:r>
         <w:rPr>
@@ -8147,6 +8804,7 @@
       </w:r>
       <w:r>
         <w:rPr>
+          <w:rStyle w:val="Key"/>
           <w:b/>
           <w:bCs/>
         </w:rPr>
@@ -8154,13 +8812,15 @@
       </w:r>
       <w:r>
         <w:rPr>
-          <w:b/>
-          <w:bCs/>
-        </w:rPr>
-        <w:t xml:space="preserve"> </w:t>
-      </w:r>
-      <w:r>
-        <w:rPr>
+          <w:rStyle w:val="Key"/>
+          <w:b/>
+          <w:bCs/>
+        </w:rPr>
+        <w:t xml:space="preserve"> </w:t>
+      </w:r>
+      <w:r>
+        <w:rPr>
+          <w:rStyle w:val="Key"/>
           <w:b/>
           <w:bCs/>
         </w:rPr>
@@ -8168,13 +8828,15 @@
       </w:r>
       <w:r>
         <w:rPr>
-          <w:b/>
-          <w:bCs/>
-        </w:rPr>
-        <w:t xml:space="preserve"> </w:t>
-      </w:r>
-      <w:r>
-        <w:rPr>
+          <w:rStyle w:val="Key"/>
+          <w:b/>
+          <w:bCs/>
+        </w:rPr>
+        <w:t xml:space="preserve"> </w:t>
+      </w:r>
+      <w:r>
+        <w:rPr>
+          <w:rStyle w:val="Key"/>
           <w:b/>
           <w:bCs/>
         </w:rPr>
@@ -8182,13 +8844,15 @@
       </w:r>
       <w:r>
         <w:rPr>
-          <w:b/>
-          <w:bCs/>
-        </w:rPr>
-        <w:t xml:space="preserve"> </w:t>
-      </w:r>
-      <w:r>
-        <w:rPr>
+          <w:rStyle w:val="Key"/>
+          <w:b/>
+          <w:bCs/>
+        </w:rPr>
+        <w:t xml:space="preserve"> </w:t>
+      </w:r>
+      <w:r>
+        <w:rPr>
+          <w:rStyle w:val="Key"/>
           <w:b/>
           <w:bCs/>
         </w:rPr>
@@ -8367,6 +9031,7 @@
       </w:pPr>
       <w:r>
         <w:rPr>
+          <w:rStyle w:val="Key"/>
           <w:b/>
           <w:bCs/>
         </w:rPr>
@@ -8536,20 +9201,36 @@
         <w:pStyle w:val="BodyText"/>
       </w:pPr>
       <w:r>
+        <w:rPr>
+          <w:rStyle w:val="Key"/>
+        </w:rPr>
         <w:t xml:space="preserve">Roughly</w:t>
       </w:r>
       <w:r>
-        <w:t xml:space="preserve"> </w:t>
-      </w:r>
-      <w:r>
-        <w:rPr>
+        <w:rPr>
+          <w:rStyle w:val="Key"/>
+        </w:rPr>
+        <w:t xml:space="preserve"> </w:t>
+      </w:r>
+      <w:r>
+        <w:rPr>
+          <w:rStyle w:val="Key"/>
           <w:b/>
           <w:bCs/>
         </w:rPr>
         <w:t xml:space="preserve">8× slower</w:t>
       </w:r>
       <w:r>
-        <w:t xml:space="preserve">, and nothing about the Kafka side changed. The cost was entirely the</w:t>
+        <w:rPr>
+          <w:rStyle w:val="Key"/>
+        </w:rPr>
+        <w:t xml:space="preserve">, and nothing about the Kafka side changed.</w:t>
+      </w:r>
+      <w:r>
+        <w:t xml:space="preserve"> </w:t>
+      </w:r>
+      <w:r>
+        <w:t xml:space="preserve">The cost was entirely the</w:t>
       </w:r>
       <w:r>
         <w:t xml:space="preserve"> </w:t>
@@ -8586,6 +9267,7 @@
       </w:r>
       <w:r>
         <w:rPr>
+          <w:rStyle w:val="Key"/>
           <w:b/>
           <w:bCs/>
         </w:rPr>
@@ -8900,6 +9582,7 @@
       </w:r>
       <w:r>
         <w:rPr>
+          <w:rStyle w:val="Key"/>
           <w:b/>
           <w:bCs/>
         </w:rPr>
@@ -8907,32 +9590,55 @@
       </w:r>
       <w:r>
         <w:rPr>
-          <w:b/>
-          <w:bCs/>
-        </w:rPr>
-        <w:t xml:space="preserve"> </w:t>
-      </w:r>
-      <w:r>
-        <w:rPr>
+          <w:rStyle w:val="Key"/>
+          <w:b/>
+          <w:bCs/>
+        </w:rPr>
+        <w:t xml:space="preserve"> </w:t>
+      </w:r>
+      <w:r>
+        <w:rPr>
+          <w:rStyle w:val="Key"/>
           <w:b/>
           <w:bCs/>
         </w:rPr>
         <w:t xml:space="preserve">from a hung one</w:t>
       </w:r>
       <w:r>
+        <w:rPr>
+          <w:rStyle w:val="Key"/>
+        </w:rPr>
         <w:t xml:space="preserve">, because</w:t>
       </w:r>
       <w:r>
-        <w:t xml:space="preserve"> </w:t>
-      </w:r>
-      <w:r>
+        <w:rPr>
+          <w:rStyle w:val="Key"/>
+        </w:rPr>
+        <w:t xml:space="preserve"> </w:t>
+      </w:r>
+      <w:r>
+        <w:rPr>
+          <w:rStyle w:val="Key"/>
+        </w:rPr>
         <w:t xml:space="preserve">“the process is alive”</w:t>
       </w:r>
       <w:r>
-        <w:t xml:space="preserve"> </w:t>
-      </w:r>
-      <w:r>
-        <w:t xml:space="preserve">is all a default health check knows. A liveness</w:t>
+        <w:rPr>
+          <w:rStyle w:val="Key"/>
+        </w:rPr>
+        <w:t xml:space="preserve"> </w:t>
+      </w:r>
+      <w:r>
+        <w:rPr>
+          <w:rStyle w:val="Key"/>
+        </w:rPr>
+        <w:t xml:space="preserve">is all a default health check knows.</w:t>
+      </w:r>
+      <w:r>
+        <w:t xml:space="preserve"> </w:t>
+      </w:r>
+      <w:r>
+        <w:t xml:space="preserve">A liveness</w:t>
       </w:r>
       <w:r>
         <w:t xml:space="preserve"> </w:t>
@@ -9011,9 +9717,21 @@
         <w:t xml:space="preserve"> </w:t>
       </w:r>
       <w:r>
-        <w:t xml:space="preserve">minutes). If the application does not call</w:t>
-      </w:r>
-      <w:r>
+        <w:t xml:space="preserve">minutes).</w:t>
+      </w:r>
+      <w:r>
+        <w:t xml:space="preserve"> </w:t>
+      </w:r>
+      <w:r>
+        <w:rPr>
+          <w:rStyle w:val="Key"/>
+        </w:rPr>
+        <w:t xml:space="preserve">If the application does not call</w:t>
+      </w:r>
+      <w:r>
+        <w:rPr>
+          <w:rStyle w:val="Key"/>
+        </w:rPr>
         <w:t xml:space="preserve"> </w:t>
       </w:r>
       <w:r>
@@ -9023,16 +9741,34 @@
         <w:t xml:space="preserve">poll()</w:t>
       </w:r>
       <w:r>
-        <w:t xml:space="preserve"> </w:t>
-      </w:r>
-      <w:r>
+        <w:rPr>
+          <w:rStyle w:val="Key"/>
+        </w:rPr>
+        <w:t xml:space="preserve"> </w:t>
+      </w:r>
+      <w:r>
+        <w:rPr>
+          <w:rStyle w:val="Key"/>
+        </w:rPr>
         <w:t xml:space="preserve">within that window, the broker evicts it from</w:t>
       </w:r>
       <w:r>
-        <w:t xml:space="preserve"> </w:t>
-      </w:r>
-      <w:r>
-        <w:t xml:space="preserve">the group and reassigns its partitions to someone who can make progress — no probe required. The</w:t>
+        <w:rPr>
+          <w:rStyle w:val="Key"/>
+        </w:rPr>
+        <w:t xml:space="preserve"> </w:t>
+      </w:r>
+      <w:r>
+        <w:rPr>
+          <w:rStyle w:val="Key"/>
+        </w:rPr>
+        <w:t xml:space="preserve">the group and reassigns its partitions to someone who can make progress — no probe required.</w:t>
+      </w:r>
+      <w:r>
+        <w:t xml:space="preserve"> </w:t>
+      </w:r>
+      <w:r>
+        <w:t xml:space="preserve">The</w:t>
       </w:r>
       <w:r>
         <w:t xml:space="preserve"> </w:t>
@@ -9254,21 +9990,45 @@
         <w:pStyle w:val="BodyText"/>
       </w:pPr>
       <w:r>
-        <w:t xml:space="preserve">That third row is the §7 case, and it is the one people forget in interviews. No health check of</w:t>
-      </w:r>
-      <w:r>
-        <w:t xml:space="preserve"> </w:t>
-      </w:r>
-      <w:r>
+        <w:t xml:space="preserve">That third row is the §7 case, and it is the one people forget in interviews.</w:t>
+      </w:r>
+      <w:r>
+        <w:t xml:space="preserve"> </w:t>
+      </w:r>
+      <w:r>
+        <w:rPr>
+          <w:rStyle w:val="Key"/>
+        </w:rPr>
+        <w:t xml:space="preserve">No health check of</w:t>
+      </w:r>
+      <w:r>
+        <w:rPr>
+          <w:rStyle w:val="Key"/>
+        </w:rPr>
+        <w:t xml:space="preserve"> </w:t>
+      </w:r>
+      <w:r>
+        <w:rPr>
+          <w:rStyle w:val="Key"/>
+        </w:rPr>
         <w:t xml:space="preserve">any kind catches</w:t>
       </w:r>
       <w:r>
-        <w:t xml:space="preserve"> </w:t>
-      </w:r>
-      <w:r>
+        <w:rPr>
+          <w:rStyle w:val="Key"/>
+        </w:rPr>
+        <w:t xml:space="preserve"> </w:t>
+      </w:r>
+      <w:r>
+        <w:rPr>
+          <w:rStyle w:val="Key"/>
+        </w:rPr>
         <w:t xml:space="preserve">“working, but 8× too slow”</w:t>
       </w:r>
       <w:r>
+        <w:rPr>
+          <w:rStyle w:val="Key"/>
+        </w:rPr>
         <w:t xml:space="preserve">. That is a monitoring problem, not a probe problem.</w:t>
       </w:r>
     </w:p>
@@ -9472,6 +10232,7 @@
       </w:pPr>
       <w:r>
         <w:rPr>
+          <w:rStyle w:val="Key"/>
           <w:b/>
           <w:bCs/>
         </w:rPr>
@@ -9479,6 +10240,7 @@
       </w:r>
       <w:r>
         <w:rPr>
+          <w:rStyle w:val="Key"/>
           <w:b/>
           <w:bCs/>
         </w:rPr>
@@ -9494,13 +10256,15 @@
       </w:r>
       <w:r>
         <w:rPr>
-          <w:b/>
-          <w:bCs/>
-        </w:rPr>
-        <w:t xml:space="preserve"> </w:t>
-      </w:r>
-      <w:r>
-        <w:rPr>
+          <w:rStyle w:val="Key"/>
+          <w:b/>
+          <w:bCs/>
+        </w:rPr>
+        <w:t xml:space="preserve"> </w:t>
+      </w:r>
+      <w:r>
+        <w:rPr>
+          <w:rStyle w:val="Key"/>
           <w:b/>
           <w:bCs/>
         </w:rPr>
@@ -9508,6 +10272,7 @@
       </w:r>
       <w:r>
         <w:rPr>
+          <w:rStyle w:val="Key"/>
           <w:b/>
           <w:bCs/>
         </w:rPr>
@@ -9523,13 +10288,15 @@
       </w:r>
       <w:r>
         <w:rPr>
-          <w:b/>
-          <w:bCs/>
-        </w:rPr>
-        <w:t xml:space="preserve"> </w:t>
-      </w:r>
-      <w:r>
-        <w:rPr>
+          <w:rStyle w:val="Key"/>
+          <w:b/>
+          <w:bCs/>
+        </w:rPr>
+        <w:t xml:space="preserve"> </w:t>
+      </w:r>
+      <w:r>
+        <w:rPr>
+          <w:rStyle w:val="Key"/>
           <w:b/>
           <w:bCs/>
         </w:rPr>
@@ -9537,6 +10304,7 @@
       </w:r>
       <w:r>
         <w:rPr>
+          <w:rStyle w:val="Key"/>
           <w:b/>
           <w:bCs/>
         </w:rPr>
@@ -9552,13 +10320,15 @@
       </w:r>
       <w:r>
         <w:rPr>
-          <w:b/>
-          <w:bCs/>
-        </w:rPr>
-        <w:t xml:space="preserve"> </w:t>
-      </w:r>
-      <w:r>
-        <w:rPr>
+          <w:rStyle w:val="Key"/>
+          <w:b/>
+          <w:bCs/>
+        </w:rPr>
+        <w:t xml:space="preserve"> </w:t>
+      </w:r>
+      <w:r>
+        <w:rPr>
+          <w:rStyle w:val="Key"/>
           <w:b/>
           <w:bCs/>
         </w:rPr>
@@ -9566,13 +10336,15 @@
       </w:r>
       <w:r>
         <w:rPr>
-          <w:b/>
-          <w:bCs/>
-        </w:rPr>
-        <w:t xml:space="preserve"> </w:t>
-      </w:r>
-      <w:r>
-        <w:rPr>
+          <w:rStyle w:val="Key"/>
+          <w:b/>
+          <w:bCs/>
+        </w:rPr>
+        <w:t xml:space="preserve"> </w:t>
+      </w:r>
+      <w:r>
+        <w:rPr>
+          <w:rStyle w:val="Key"/>
           <w:b/>
           <w:bCs/>
         </w:rPr>
@@ -9906,19 +10678,32 @@
         <w:pStyle w:val="BodyText"/>
       </w:pPr>
       <w:r>
+        <w:rPr>
+          <w:rStyle w:val="Key"/>
+        </w:rPr>
         <w:t xml:space="preserve">For most streaming workloads — metrics, logs, clickstream — skipping is right, because one bad</w:t>
       </w:r>
       <w:r>
-        <w:t xml:space="preserve"> </w:t>
-      </w:r>
-      <w:r>
+        <w:rPr>
+          <w:rStyle w:val="Key"/>
+        </w:rPr>
+        <w:t xml:space="preserve"> </w:t>
+      </w:r>
+      <w:r>
+        <w:rPr>
+          <w:rStyle w:val="Key"/>
+        </w:rPr>
         <w:t xml:space="preserve">record is worth less than the pipeline.</w:t>
       </w:r>
       <w:r>
-        <w:t xml:space="preserve"> </w:t>
-      </w:r>
-      <w:r>
-        <w:rPr>
+        <w:rPr>
+          <w:rStyle w:val="Key"/>
+        </w:rPr>
+        <w:t xml:space="preserve"> </w:t>
+      </w:r>
+      <w:r>
+        <w:rPr>
+          <w:rStyle w:val="Key"/>
           <w:b/>
           <w:bCs/>
         </w:rPr>
@@ -10240,18 +11025,39 @@
         <w:t xml:space="preserve"> </w:t>
       </w:r>
       <w:r>
-        <w:t xml:space="preserve">dead-letter row and the offset that skips the record become durable together. Writing it anywhere</w:t>
-      </w:r>
-      <w:r>
-        <w:t xml:space="preserve"> </w:t>
-      </w:r>
-      <w:r>
+        <w:t xml:space="preserve">dead-letter row and the offset that skips the record become durable together.</w:t>
+      </w:r>
+      <w:r>
+        <w:t xml:space="preserve"> </w:t>
+      </w:r>
+      <w:r>
+        <w:rPr>
+          <w:rStyle w:val="Key"/>
+        </w:rPr>
+        <w:t xml:space="preserve">Writing it anywhere</w:t>
+      </w:r>
+      <w:r>
+        <w:rPr>
+          <w:rStyle w:val="Key"/>
+        </w:rPr>
+        <w:t xml:space="preserve"> </w:t>
+      </w:r>
+      <w:r>
+        <w:rPr>
+          <w:rStyle w:val="Key"/>
+        </w:rPr>
         <w:t xml:space="preserve">else — a log line, a second database, an HTTP call — reintroduces §7’s problem, and the one record</w:t>
       </w:r>
       <w:r>
-        <w:t xml:space="preserve"> </w:t>
-      </w:r>
-      <w:r>
+        <w:rPr>
+          <w:rStyle w:val="Key"/>
+        </w:rPr>
+        <w:t xml:space="preserve"> </w:t>
+      </w:r>
+      <w:r>
+        <w:rPr>
+          <w:rStyle w:val="Key"/>
+        </w:rPr>
         <w:t xml:space="preserve">you most need a durable trace of is the one whose trace can go missing.</w:t>
       </w:r>
     </w:p>
@@ -10424,30 +11230,63 @@
         <w:t xml:space="preserve"> </w:t>
       </w:r>
       <w:r>
-        <w:t xml:space="preserve">has no universally right answer, and saying</w:t>
-      </w:r>
-      <w:r>
-        <w:t xml:space="preserve"> </w:t>
-      </w:r>
-      <w:r>
+        <w:t xml:space="preserve">has no universally right answer, and</w:t>
+      </w:r>
+      <w:r>
+        <w:t xml:space="preserve"> </w:t>
+      </w:r>
+      <w:r>
+        <w:rPr>
+          <w:rStyle w:val="Key"/>
+        </w:rPr>
+        <w:t xml:space="preserve">saying</w:t>
+      </w:r>
+      <w:r>
+        <w:rPr>
+          <w:rStyle w:val="Key"/>
+        </w:rPr>
+        <w:t xml:space="preserve"> </w:t>
+      </w:r>
+      <w:r>
+        <w:rPr>
+          <w:rStyle w:val="Key"/>
+        </w:rPr>
         <w:t xml:space="preserve">“block, because for order flow a missing fill is worse</w:t>
       </w:r>
       <w:r>
-        <w:t xml:space="preserve"> </w:t>
-      </w:r>
-      <w:r>
+        <w:rPr>
+          <w:rStyle w:val="Key"/>
+        </w:rPr>
+        <w:t xml:space="preserve"> </w:t>
+      </w:r>
+      <w:r>
+        <w:rPr>
+          <w:rStyle w:val="Key"/>
+        </w:rPr>
         <w:t xml:space="preserve">than a stalled partition, and I’d alert on partition-level lag to catch it”</w:t>
       </w:r>
       <w:r>
-        <w:t xml:space="preserve"> </w:t>
-      </w:r>
-      <w:r>
+        <w:rPr>
+          <w:rStyle w:val="Key"/>
+        </w:rPr>
+        <w:t xml:space="preserve"> </w:t>
+      </w:r>
+      <w:r>
+        <w:rPr>
+          <w:rStyle w:val="Key"/>
+        </w:rPr>
         <w:t xml:space="preserve">demonstrates that you</w:t>
       </w:r>
       <w:r>
-        <w:t xml:space="preserve"> </w:t>
-      </w:r>
-      <w:r>
+        <w:rPr>
+          <w:rStyle w:val="Key"/>
+        </w:rPr>
+        <w:t xml:space="preserve"> </w:t>
+      </w:r>
+      <w:r>
+        <w:rPr>
+          <w:rStyle w:val="Key"/>
+        </w:rPr>
         <w:t xml:space="preserve">know that.</w:t>
       </w:r>
     </w:p>
@@ -18084,6 +18923,12 @@
       <w:szCs w:val="18"/>
     </w:rPr>
   </w:style>
+  <w:style w:customStyle="1" w:styleId="Key" w:type="character">
+    <w:name w:val="Key"/>
+    <w:rPr>
+      <w:shd w:color="auto" w:fill="FFF3B0" w:val="clear"/>
+    </w:rPr>
+  </w:style>
   <w:style w:type="character" w:customStyle="1" w:styleId="KeywordTok">
     <w:name w:val="KeywordTok"/>
     <w:basedOn w:val="VerbatimChar"/>
